--- a/Mercearia Lopes.docx
+++ b/Mercearia Lopes.docx
@@ -16,129 +16,22 @@
         </w:rPr>
         <w:t>Projeto Integrador: Mercearia Lopes</w:t>
         <w:br/>
-        <w:t xml:space="preserve">Disciplina: </w:t>
-      </w:r>
-      <w:r>
-        <w:rPr>
-          <w:rFonts w:ascii="Arial" w:hAnsi="Arial"/>
-        </w:rPr>
-        <w:t xml:space="preserve">Modelagem de </w:t>
-      </w:r>
-      <w:r>
-        <w:rPr>
-          <w:rFonts w:ascii="Arial" w:hAnsi="Arial"/>
-        </w:rPr>
-        <w:t xml:space="preserve">Banco de Dados </w:t>
+        <w:t xml:space="preserve">Disciplina: Modelagem de Banco de Dados </w:t>
         <w:br/>
         <w:t xml:space="preserve">Data de Entrega: 30 de Setembro de 2026 </w:t>
         <w:br/>
-      </w:r>
-      <w:r>
-        <w:rPr>
-          <w:rFonts w:ascii="Arial" w:hAnsi="Arial"/>
-        </w:rPr>
-        <w:t>Estilo do diagrama</w:t>
-      </w:r>
-      <w:r>
-        <w:rPr>
-          <w:rFonts w:ascii="Arial" w:hAnsi="Arial"/>
-        </w:rPr>
-        <w:t xml:space="preserve">: Modelo Entidade-Relacionamento </w:t>
-      </w:r>
-      <w:r>
-        <w:rPr>
-          <w:rFonts w:ascii="Arial" w:hAnsi="Arial"/>
-        </w:rPr>
-        <w:t xml:space="preserve">(MER) </w:t>
-      </w:r>
-      <w:r>
-        <w:rPr>
-          <w:rFonts w:ascii="Arial" w:hAnsi="Arial"/>
-        </w:rPr>
-        <w:t xml:space="preserve">de Peter Chen (1976) </w:t>
+        <w:t xml:space="preserve">Estilo do diagrama: Modelo Entidade-Relacionamento (MER) de Peter Chen (1976) </w:t>
         <w:br/>
         <w:br/>
         <w:br/>
         <w:t xml:space="preserve"> 1. Caracterização da Empresa</w:t>
         <w:br/>
-        <w:t xml:space="preserve">A Mercearia Lopes é um tradicional comércio varejista de bairro de propriedade familiar, focado no fornecimento de itens de consumo diário, como alimentos, bebidas, hortifrúti, produtos de higiene e limpeza. O estabelecimento atende à comunidade local exclusivamente por meio de vendas físicas diretas no balcão, aceitando pagamentos à vista (dinheiro, pix, cartões de débito/crédito) e mantendo a tradicional modalidade </w:t>
-      </w:r>
-      <w:r>
-        <w:rPr>
-          <w:rFonts w:ascii="Arial" w:hAnsi="Arial"/>
-        </w:rPr>
-        <w:t xml:space="preserve">de vendas no fiado registra no </w:t>
-      </w:r>
-      <w:r>
-        <w:rPr>
-          <w:rFonts w:ascii="Arial" w:hAnsi="Arial"/>
-        </w:rPr>
-        <w:t xml:space="preserve">caderno </w:t>
-      </w:r>
-      <w:r>
-        <w:rPr>
-          <w:rFonts w:ascii="Arial" w:hAnsi="Arial"/>
-        </w:rPr>
-        <w:t>em um caderno</w:t>
-      </w:r>
-      <w:r>
-        <w:rPr>
-          <w:rFonts w:ascii="Arial" w:hAnsi="Arial"/>
-        </w:rPr>
-        <w:t>.</w:t>
+        <w:t>A Mercearia Lopes é um tradicional comércio varejista de bairro de propriedade familiar, focado no fornecimento de itens de consumo diário, como alimentos, bebidas, hortifrúti, produtos de higiene e limpeza. O estabelecimento atende à comunidade local exclusivamente por meio de vendas físicas diretas no balcão, aceitando pagamentos à vista (dinheiro, pix, cartões de débito/crédito) e mantendo a tradicional modalidade de vendas no fiado registra no caderno em um caderno.</w:t>
         <w:br/>
         <w:br/>
         <w:t xml:space="preserve"> 2. Justificativa da escolha do negócio</w:t>
         <w:br/>
-        <w:t xml:space="preserve">O presente projeto visa modernizar, auditar e automatizar os processos operacionais da Mercearia Lopes. Atualmente, rotinas cruciais e a gestão de compras com fornecedores são realizadas manualmente </w:t>
-      </w:r>
-      <w:r>
-        <w:rPr>
-          <w:rFonts w:ascii="Arial" w:hAnsi="Arial"/>
-        </w:rPr>
-        <w:t xml:space="preserve">e não possuem registro, possui apenas as notas </w:t>
-      </w:r>
-      <w:r>
-        <w:rPr>
-          <w:rFonts w:ascii="Arial" w:hAnsi="Arial"/>
-        </w:rPr>
-        <w:t>e não são organizadas</w:t>
-      </w:r>
-      <w:r>
-        <w:rPr>
-          <w:rFonts w:ascii="Arial" w:hAnsi="Arial"/>
-        </w:rPr>
-        <w:t>, o controle de fiado realizado</w:t>
-      </w:r>
-      <w:r>
-        <w:rPr>
-          <w:rFonts w:ascii="Arial" w:hAnsi="Arial"/>
-        </w:rPr>
-        <w:t xml:space="preserve"> em cadernos </w:t>
-      </w:r>
-      <w:r>
-        <w:rPr>
-          <w:rFonts w:ascii="Arial" w:hAnsi="Arial"/>
-        </w:rPr>
-        <w:t>atualmente e não há controle de entrada de outras formas de pagamento ou saídas</w:t>
-      </w:r>
-      <w:r>
-        <w:rPr>
-          <w:rFonts w:ascii="Arial" w:hAnsi="Arial"/>
-        </w:rPr>
-        <w:t xml:space="preserve">, </w:t>
-      </w:r>
-      <w:r>
-        <w:rPr>
-          <w:rFonts w:ascii="Arial" w:hAnsi="Arial"/>
-        </w:rPr>
-        <w:t>não é realizado inventário</w:t>
-      </w:r>
-      <w:r>
-        <w:rPr>
-          <w:rFonts w:ascii="Arial" w:hAnsi="Arial"/>
-        </w:rPr>
-        <w:t>. A falta de um sistema integrado acarreta falhas crônicas de auditoria, perda de prazos de validade de mercadorias e altos riscos financeiros por quebra involuntária do teto de crédito de clientes. A implementação deste banco de dados relacional solucionará tais gargalos, trazendo segurança jurídica, controle de inadimplência e eficiência administrativa, o como inventário de estoque</w:t>
+        <w:t>O presente projeto visa modernizar, auditar e automatizar os processos operacionais da Mercearia Lopes. Atualmente, rotinas cruciais e a gestão de compras com fornecedores são realizadas manualmente e não possuem registro, possui apenas as notas e não são organizadas, o controle de fiado realizado em cadernos atualmente e não há controle de entrada de outras formas de pagamento ou saídas, não é realizado inventário. A falta de um sistema integrado acarreta falhas crônicas de auditoria, perda de prazos de validade de mercadorias e altos riscos financeiros por quebra involuntária do teto de crédito de clientes. A implementação deste banco de dados relacional solucionará tais gargalos, trazendo segurança jurídica, controle de inadimplência e eficiência administrativa, o como inventário de estoque</w:t>
         <w:br/>
         <w:br/>
         <w:t xml:space="preserve"> 3. Listagem de Processos Praticados</w:t>
@@ -223,19 +116,7 @@
         <w:br/>
         <w:t>*   **RN03:** Produtos que entrarem nos últimos 30 dias antes do vencimento devem ser vendidos com 10% de desconto.</w:t>
         <w:br/>
-        <w:t xml:space="preserve">*   **RN04:** As entregas de novos produtos pelos fornecedores devem registrar explicitamente a data, hora, </w:t>
-      </w:r>
-      <w:r>
-        <w:rPr>
-          <w:rFonts w:ascii="Arial" w:hAnsi="Arial"/>
-        </w:rPr>
-        <w:t xml:space="preserve">número da nota fiscal, </w:t>
-      </w:r>
-      <w:r>
-        <w:rPr>
-          <w:rFonts w:ascii="Arial" w:hAnsi="Arial"/>
-        </w:rPr>
-        <w:t>quantidade e o pagamento.</w:t>
+        <w:t>*   **RN04:** As entregas de novos produtos pelos fornecedores devem registrar explicitamente a data, hora, número da nota fiscal, quantidade e o pagamento.</w:t>
         <w:br/>
         <w:t>*   **RN05:** É permitida a compra de produtos na modalidade fiado em até R$ 120,00 por cliente. Novas compras ficam bloqueadas até que a dívida seja quitada ou amortizada.</w:t>
         <w:br/>
@@ -2373,58 +2254,23 @@
           <w:rFonts w:ascii="Arial" w:hAnsi="Arial"/>
           <w:sz w:val="22"/>
         </w:rPr>
-        <w:t xml:space="preserve">Agora começa a transformação do mundo </w:t>
-      </w:r>
-      <w:r>
-        <w:rPr>
-          <w:rFonts w:ascii="Arial" w:hAnsi="Arial"/>
-          <w:sz w:val="22"/>
-        </w:rPr>
-        <w:t>da mercearia</w:t>
-      </w:r>
-      <w:r>
-        <w:rPr>
-          <w:rFonts w:ascii="Arial" w:hAnsi="Arial"/>
-          <w:sz w:val="22"/>
-        </w:rPr>
-        <w:t xml:space="preserve"> em um modelo de dados.</w:t>
-      </w:r>
-    </w:p>
-    <w:p>
-      <w:pPr>
-        <w:pStyle w:val="Normal"/>
-        <w:spacing w:lineRule="auto" w:line="276" w:before="0" w:after="40"/>
-        <w:rPr>
-          <w:rFonts w:ascii="Arial" w:hAnsi="Arial"/>
-        </w:rPr>
-      </w:pPr>
-      <w:r>
-        <w:rPr>
-          <w:rFonts w:ascii="Arial" w:hAnsi="Arial"/>
-          <w:sz w:val="22"/>
-        </w:rPr>
-        <w:t>Aqui contém os</w:t>
-      </w:r>
-      <w:r>
-        <w:rPr>
-          <w:rFonts w:ascii="Arial" w:hAnsi="Arial"/>
-          <w:sz w:val="22"/>
-        </w:rPr>
-        <w:t xml:space="preserve"> principais "substantivos" presentes nos requisitos e regras </w:t>
-      </w:r>
-      <w:r>
-        <w:rPr>
-          <w:rFonts w:ascii="Arial" w:hAnsi="Arial"/>
-          <w:sz w:val="22"/>
-        </w:rPr>
-        <w:t>de</w:t>
-      </w:r>
-      <w:r>
-        <w:rPr>
-          <w:rFonts w:ascii="Arial" w:hAnsi="Arial"/>
-          <w:sz w:val="22"/>
-        </w:rPr>
-        <w:t xml:space="preserve"> negócio.</w:t>
+        <w:t>Agora começa a transformação do mundo da mercearia em um modelo de dados.</w:t>
+      </w:r>
+    </w:p>
+    <w:p>
+      <w:pPr>
+        <w:pStyle w:val="Normal"/>
+        <w:spacing w:lineRule="auto" w:line="276" w:before="0" w:after="40"/>
+        <w:rPr>
+          <w:rFonts w:ascii="Arial" w:hAnsi="Arial"/>
+        </w:rPr>
+      </w:pPr>
+      <w:r>
+        <w:rPr>
+          <w:rFonts w:ascii="Arial" w:hAnsi="Arial"/>
+          <w:sz w:val="22"/>
+        </w:rPr>
+        <w:t>Aqui contém os principais "substantivos" presentes nos requisitos e regras de negócio.</w:t>
       </w:r>
     </w:p>
     <w:p>
@@ -2602,21 +2448,7 @@
           <w:rFonts w:ascii="Arial" w:hAnsi="Arial"/>
           <w:sz w:val="22"/>
         </w:rPr>
-        <w:t xml:space="preserve">FUNCIONARIO / CLIENTE — </w:t>
-      </w:r>
-      <w:r>
-        <w:rPr>
-          <w:rFonts w:ascii="Arial" w:hAnsi="Arial"/>
-          <w:sz w:val="22"/>
-        </w:rPr>
-        <w:t>FAZ</w:t>
-      </w:r>
-      <w:r>
-        <w:rPr>
-          <w:rFonts w:ascii="Arial" w:hAnsi="Arial"/>
-          <w:sz w:val="22"/>
-        </w:rPr>
-        <w:t xml:space="preserve"> — VENDA</w:t>
+        <w:t>FUNCIONARIO / CLIENTE — FAZ — VENDA</w:t>
       </w:r>
     </w:p>
     <w:p>
@@ -2649,21 +2481,7 @@
           <w:rFonts w:ascii="Arial" w:hAnsi="Arial"/>
           <w:sz w:val="22"/>
         </w:rPr>
-        <w:t xml:space="preserve">Regra 2: "Uma venda </w:t>
-      </w:r>
-      <w:r>
-        <w:rPr>
-          <w:rFonts w:ascii="Arial" w:hAnsi="Arial"/>
-          <w:sz w:val="22"/>
-        </w:rPr>
-        <w:t>obtém</w:t>
-      </w:r>
-      <w:r>
-        <w:rPr>
-          <w:rFonts w:ascii="Arial" w:hAnsi="Arial"/>
-          <w:sz w:val="22"/>
-        </w:rPr>
-        <w:t xml:space="preserve"> vários produtos que saem do estoque."</w:t>
+        <w:t>Regra 2: "Uma venda obtém vários produtos que saem do estoque."</w:t>
       </w:r>
     </w:p>
     <w:p>
@@ -2791,35 +2609,7 @@
           <w:rFonts w:ascii="Arial" w:hAnsi="Arial"/>
           <w:sz w:val="22"/>
         </w:rPr>
-        <w:t xml:space="preserve">VENDA — </w:t>
-      </w:r>
-      <w:r>
-        <w:rPr>
-          <w:rFonts w:ascii="Arial" w:hAnsi="Arial"/>
-          <w:sz w:val="22"/>
-        </w:rPr>
-        <w:t>OBTEM</w:t>
-      </w:r>
-      <w:r>
-        <w:rPr>
-          <w:rFonts w:ascii="Arial" w:hAnsi="Arial"/>
-          <w:sz w:val="22"/>
-        </w:rPr>
-        <w:t xml:space="preserve"> — ITENS_VENDA — </w:t>
-      </w:r>
-      <w:r>
-        <w:rPr>
-          <w:rFonts w:ascii="Arial" w:hAnsi="Arial"/>
-          <w:sz w:val="22"/>
-        </w:rPr>
-        <w:t>OBTEM</w:t>
-      </w:r>
-      <w:r>
-        <w:rPr>
-          <w:rFonts w:ascii="Arial" w:hAnsi="Arial"/>
-          <w:sz w:val="22"/>
-        </w:rPr>
-        <w:t xml:space="preserve"> — ESTOQUE</w:t>
+        <w:t>VENDA — OBTEM — ITENS_VENDA — OBTEM — ESTOQUE</w:t>
       </w:r>
     </w:p>
     <w:p>
@@ -2954,14 +2744,7 @@
           <w:rFonts w:ascii="Arial" w:hAnsi="Arial"/>
           <w:sz w:val="22"/>
         </w:rPr>
-        <w:t xml:space="preserve">REGISTRA / </w:t>
-      </w:r>
-      <w:r>
-        <w:rPr>
-          <w:rFonts w:ascii="Arial" w:hAnsi="Arial"/>
-          <w:sz w:val="22"/>
-        </w:rPr>
-        <w:t>REALIZA</w:t>
+        <w:t>REGISTRA / REALIZA</w:t>
       </w:r>
     </w:p>
     <w:p>
@@ -2993,21 +2776,7 @@
           <w:rFonts w:ascii="Arial" w:hAnsi="Arial"/>
           <w:sz w:val="22"/>
         </w:rPr>
-        <w:t xml:space="preserve">CLIENTE — </w:t>
-      </w:r>
-      <w:r>
-        <w:rPr>
-          <w:rFonts w:ascii="Arial" w:hAnsi="Arial"/>
-          <w:sz w:val="22"/>
-        </w:rPr>
-        <w:t>REALIZA</w:t>
-      </w:r>
-      <w:r>
-        <w:rPr>
-          <w:rFonts w:ascii="Arial" w:hAnsi="Arial"/>
-          <w:sz w:val="22"/>
-        </w:rPr>
-        <w:t xml:space="preserve"> — FICHA_DO_CLIENTE — REGISTRA — PAGAMENTO_FIADO</w:t>
+        <w:t>CLIENTE — REALIZA — FICHA_DO_CLIENTE — REGISTRA — PAGAMENTO_FIADO</w:t>
       </w:r>
     </w:p>
     <w:p>
@@ -3040,35 +2809,7 @@
           <w:rFonts w:ascii="Arial" w:hAnsi="Arial"/>
           <w:sz w:val="22"/>
         </w:rPr>
-        <w:t xml:space="preserve">Regra 4: "Uma devolução ou troca de itens devolvidos altera a quantidade </w:t>
-      </w:r>
-      <w:r>
-        <w:rPr>
-          <w:rFonts w:ascii="Arial" w:hAnsi="Arial"/>
-          <w:sz w:val="22"/>
-        </w:rPr>
-        <w:t>de mercadorias</w:t>
-      </w:r>
-      <w:r>
-        <w:rPr>
-          <w:rFonts w:ascii="Arial" w:hAnsi="Arial"/>
-          <w:sz w:val="22"/>
-        </w:rPr>
-        <w:t xml:space="preserve"> </w:t>
-      </w:r>
-      <w:r>
-        <w:rPr>
-          <w:rFonts w:ascii="Arial" w:hAnsi="Arial"/>
-          <w:sz w:val="22"/>
-        </w:rPr>
-        <w:t>n</w:t>
-      </w:r>
-      <w:r>
-        <w:rPr>
-          <w:rFonts w:ascii="Arial" w:hAnsi="Arial"/>
-          <w:sz w:val="22"/>
-        </w:rPr>
-        <w:t>o estoque."</w:t>
+        <w:t>Regra 4: "Uma devolução ou troca de itens devolvidos altera a quantidade de mercadorias no estoque."</w:t>
       </w:r>
     </w:p>
     <w:p>
@@ -3164,14 +2905,7 @@
           <w:rFonts w:ascii="Arial" w:hAnsi="Arial"/>
           <w:sz w:val="22"/>
         </w:rPr>
-        <w:t>ORIGINA</w:t>
-      </w:r>
-      <w:r>
-        <w:rPr>
-          <w:rFonts w:ascii="Arial" w:hAnsi="Arial"/>
-          <w:sz w:val="22"/>
-        </w:rPr>
-        <w:t xml:space="preserve"> / ATUALIZA</w:t>
+        <w:t>ORIGINA / ATUALIZA</w:t>
       </w:r>
     </w:p>
     <w:p>
@@ -3203,21 +2937,7 @@
           <w:rFonts w:ascii="Arial" w:hAnsi="Arial"/>
           <w:sz w:val="22"/>
         </w:rPr>
-        <w:t xml:space="preserve">DEVOLUCAO_TROCA — </w:t>
-      </w:r>
-      <w:r>
-        <w:rPr>
-          <w:rFonts w:ascii="Arial" w:hAnsi="Arial"/>
-          <w:sz w:val="22"/>
-        </w:rPr>
-        <w:t>ORIGINA</w:t>
-      </w:r>
-      <w:r>
-        <w:rPr>
-          <w:rFonts w:ascii="Arial" w:hAnsi="Arial"/>
-          <w:sz w:val="22"/>
-        </w:rPr>
-        <w:t xml:space="preserve"> — ITENS_DEVOLVIDOS — ATUALIZA — ESTOQUE</w:t>
+        <w:t>DEVOLUCAO_TROCA — ORIGINA — ITENS_DEVOLVIDOS — ATUALIZA — ESTOQUE</w:t>
       </w:r>
     </w:p>
     <w:p>
@@ -3583,15 +3303,7 @@
           <w:b/>
           <w:sz w:val="36"/>
         </w:rPr>
-        <w:t xml:space="preserve"># </w:t>
-      </w:r>
-      <w:r>
-        <w:rPr>
-          <w:rFonts w:ascii="Arial" w:hAnsi="Arial"/>
-          <w:b/>
-          <w:sz w:val="36"/>
-        </w:rPr>
-        <w:t>ETAPA 11 — IDENTIFIQUE OS ATRIBUTOS</w:t>
+        <w:t># ETAPA 11 — IDENTIFIQUE OS ATRIBUTOS</w:t>
       </w:r>
     </w:p>
     <w:p>
@@ -3608,7 +3320,11 @@
         </w:rPr>
       </w:pPr>
       <w:r>
-        <w:rPr/>
+        <w:rPr>
+          <w:rFonts w:ascii="Arial" w:hAnsi="Arial"/>
+          <w:b/>
+          <w:sz w:val="28"/>
+        </w:rPr>
       </w:r>
     </w:p>
     <w:p>
@@ -3624,15 +3340,7 @@
           <w:b/>
           <w:sz w:val="24"/>
         </w:rPr>
-        <w:t xml:space="preserve">### </w:t>
-      </w:r>
-      <w:r>
-        <w:rPr>
-          <w:rFonts w:ascii="Arial" w:hAnsi="Arial"/>
-          <w:b/>
-          <w:sz w:val="24"/>
-        </w:rPr>
-        <w:t>PESSOA</w:t>
+        <w:t>### PESSOA</w:t>
       </w:r>
     </w:p>
     <w:p>
@@ -3651,14 +3359,7 @@
           <w:rFonts w:ascii="Arial" w:hAnsi="Arial"/>
           <w:sz w:val="22"/>
         </w:rPr>
-        <w:t>*</w:t>
-      </w:r>
-      <w:r>
-        <w:rPr>
-          <w:rFonts w:ascii="Arial" w:hAnsi="Arial"/>
-          <w:sz w:val="22"/>
-        </w:rPr>
-        <w:t>id_pessoa</w:t>
+        <w:t>*id_pessoa</w:t>
       </w:r>
     </w:p>
     <w:p>
@@ -3677,14 +3378,7 @@
           <w:rFonts w:ascii="Arial" w:hAnsi="Arial"/>
           <w:sz w:val="22"/>
         </w:rPr>
-        <w:t>*</w:t>
-      </w:r>
-      <w:r>
-        <w:rPr>
-          <w:rFonts w:ascii="Arial" w:hAnsi="Arial"/>
-          <w:sz w:val="22"/>
-        </w:rPr>
-        <w:t>nome</w:t>
+        <w:t>*nome</w:t>
       </w:r>
     </w:p>
     <w:p>
@@ -3703,14 +3397,7 @@
           <w:rFonts w:ascii="Arial" w:hAnsi="Arial"/>
           <w:sz w:val="22"/>
         </w:rPr>
-        <w:t>*</w:t>
-      </w:r>
-      <w:r>
-        <w:rPr>
-          <w:rFonts w:ascii="Arial" w:hAnsi="Arial"/>
-          <w:sz w:val="22"/>
-        </w:rPr>
-        <w:t>telefone</w:t>
+        <w:t>*telefone</w:t>
       </w:r>
     </w:p>
     <w:p>
@@ -3729,14 +3416,7 @@
           <w:rFonts w:ascii="Arial" w:hAnsi="Arial"/>
           <w:sz w:val="22"/>
         </w:rPr>
-        <w:t>*</w:t>
-      </w:r>
-      <w:r>
-        <w:rPr>
-          <w:rFonts w:ascii="Arial" w:hAnsi="Arial"/>
-          <w:sz w:val="22"/>
-        </w:rPr>
-        <w:t>endereco</w:t>
+        <w:t>*endereco</w:t>
       </w:r>
     </w:p>
     <w:p>
@@ -3755,14 +3435,7 @@
           <w:rFonts w:ascii="Arial" w:hAnsi="Arial"/>
           <w:sz w:val="22"/>
         </w:rPr>
-        <w:t>*</w:t>
-      </w:r>
-      <w:r>
-        <w:rPr>
-          <w:rFonts w:ascii="Arial" w:hAnsi="Arial"/>
-          <w:sz w:val="22"/>
-        </w:rPr>
-        <w:t>email</w:t>
+        <w:t>*email</w:t>
       </w:r>
     </w:p>
     <w:p>
@@ -3778,15 +3451,7 @@
           <w:b/>
           <w:sz w:val="24"/>
         </w:rPr>
-        <w:t xml:space="preserve">### </w:t>
-      </w:r>
-      <w:r>
-        <w:rPr>
-          <w:rFonts w:ascii="Arial" w:hAnsi="Arial"/>
-          <w:b/>
-          <w:sz w:val="24"/>
-        </w:rPr>
-        <w:t>PESSOA FÍSICA</w:t>
+        <w:t>### PESSOA FÍSICA</w:t>
       </w:r>
     </w:p>
     <w:p>
@@ -3805,14 +3470,7 @@
           <w:rFonts w:ascii="Arial" w:hAnsi="Arial"/>
           <w:sz w:val="22"/>
         </w:rPr>
-        <w:t>*</w:t>
-      </w:r>
-      <w:r>
-        <w:rPr>
-          <w:rFonts w:ascii="Arial" w:hAnsi="Arial"/>
-          <w:sz w:val="22"/>
-        </w:rPr>
-        <w:t>id_pessoa_fisica</w:t>
+        <w:t>*id_pessoa_fisica</w:t>
       </w:r>
     </w:p>
     <w:p>
@@ -3831,14 +3489,7 @@
           <w:rFonts w:ascii="Arial" w:hAnsi="Arial"/>
           <w:sz w:val="22"/>
         </w:rPr>
-        <w:t>*</w:t>
-      </w:r>
-      <w:r>
-        <w:rPr>
-          <w:rFonts w:ascii="Arial" w:hAnsi="Arial"/>
-          <w:sz w:val="22"/>
-        </w:rPr>
-        <w:t>cpf</w:t>
+        <w:t>*cpf</w:t>
       </w:r>
     </w:p>
     <w:p>
@@ -3856,7 +3507,10 @@
         </w:rPr>
       </w:pPr>
       <w:r>
-        <w:rPr/>
+        <w:rPr>
+          <w:rFonts w:ascii="Arial" w:hAnsi="Arial"/>
+          <w:sz w:val="22"/>
+        </w:rPr>
       </w:r>
     </w:p>
     <w:p>
@@ -3872,15 +3526,7 @@
           <w:b/>
           <w:sz w:val="24"/>
         </w:rPr>
-        <w:t xml:space="preserve">### </w:t>
-      </w:r>
-      <w:r>
-        <w:rPr>
-          <w:rFonts w:ascii="Arial" w:hAnsi="Arial"/>
-          <w:b/>
-          <w:sz w:val="24"/>
-        </w:rPr>
-        <w:t>PESSOA JURÍDICA</w:t>
+        <w:t>### PESSOA JURÍDICA</w:t>
       </w:r>
     </w:p>
     <w:p>
@@ -3899,14 +3545,7 @@
           <w:rFonts w:ascii="Arial" w:hAnsi="Arial"/>
           <w:sz w:val="22"/>
         </w:rPr>
-        <w:t>*</w:t>
-      </w:r>
-      <w:r>
-        <w:rPr>
-          <w:rFonts w:ascii="Arial" w:hAnsi="Arial"/>
-          <w:sz w:val="22"/>
-        </w:rPr>
-        <w:t>id_pessoa_juridica</w:t>
+        <w:t>*id_pessoa_juridica</w:t>
       </w:r>
     </w:p>
     <w:p>
@@ -3925,14 +3564,7 @@
           <w:rFonts w:ascii="Arial" w:hAnsi="Arial"/>
           <w:sz w:val="22"/>
         </w:rPr>
-        <w:t>*</w:t>
-      </w:r>
-      <w:r>
-        <w:rPr>
-          <w:rFonts w:ascii="Arial" w:hAnsi="Arial"/>
-          <w:sz w:val="22"/>
-        </w:rPr>
-        <w:t>cnpj</w:t>
+        <w:t>*cnpj</w:t>
       </w:r>
     </w:p>
     <w:p>
@@ -3951,14 +3583,7 @@
           <w:rFonts w:ascii="Arial" w:hAnsi="Arial"/>
           <w:sz w:val="22"/>
         </w:rPr>
-        <w:t>*</w:t>
-      </w:r>
-      <w:r>
-        <w:rPr>
-          <w:rFonts w:ascii="Arial" w:hAnsi="Arial"/>
-          <w:sz w:val="22"/>
-        </w:rPr>
-        <w:t>inscricao_estadual</w:t>
+        <w:t>*inscricao_estadual</w:t>
       </w:r>
     </w:p>
     <w:p>
@@ -3974,15 +3599,7 @@
           <w:b/>
           <w:sz w:val="24"/>
         </w:rPr>
-        <w:t xml:space="preserve">### </w:t>
-      </w:r>
-      <w:r>
-        <w:rPr>
-          <w:rFonts w:ascii="Arial" w:hAnsi="Arial"/>
-          <w:b/>
-          <w:sz w:val="24"/>
-        </w:rPr>
-        <w:t>CLIENTE</w:t>
+        <w:t>### CLIENTE</w:t>
       </w:r>
     </w:p>
     <w:p>
@@ -4001,14 +3618,7 @@
           <w:rFonts w:ascii="Arial" w:hAnsi="Arial"/>
           <w:sz w:val="22"/>
         </w:rPr>
-        <w:t>*</w:t>
-      </w:r>
-      <w:r>
-        <w:rPr>
-          <w:rFonts w:ascii="Arial" w:hAnsi="Arial"/>
-          <w:sz w:val="22"/>
-        </w:rPr>
-        <w:t>id_cliente</w:t>
+        <w:t>*id_cliente</w:t>
       </w:r>
     </w:p>
     <w:p>
@@ -4027,14 +3637,7 @@
           <w:rFonts w:ascii="Arial" w:hAnsi="Arial"/>
           <w:sz w:val="22"/>
         </w:rPr>
-        <w:t>*</w:t>
-      </w:r>
-      <w:r>
-        <w:rPr>
-          <w:rFonts w:ascii="Arial" w:hAnsi="Arial"/>
-          <w:sz w:val="22"/>
-        </w:rPr>
-        <w:t>status_cadastro</w:t>
+        <w:t>*status_cadastro</w:t>
       </w:r>
     </w:p>
     <w:p>
@@ -4053,14 +3656,7 @@
           <w:rFonts w:ascii="Arial" w:hAnsi="Arial"/>
           <w:sz w:val="22"/>
         </w:rPr>
-        <w:t>*</w:t>
-      </w:r>
-      <w:r>
-        <w:rPr>
-          <w:rFonts w:ascii="Arial" w:hAnsi="Arial"/>
-          <w:sz w:val="22"/>
-        </w:rPr>
-        <w:t>data_cadastro</w:t>
+        <w:t>*data_cadastro</w:t>
       </w:r>
     </w:p>
     <w:p>
@@ -4076,15 +3672,7 @@
           <w:b/>
           <w:sz w:val="24"/>
         </w:rPr>
-        <w:t xml:space="preserve">### </w:t>
-      </w:r>
-      <w:r>
-        <w:rPr>
-          <w:rFonts w:ascii="Arial" w:hAnsi="Arial"/>
-          <w:b/>
-          <w:sz w:val="24"/>
-        </w:rPr>
-        <w:t>FUNCIONÁRIO</w:t>
+        <w:t>### FUNCIONÁRIO</w:t>
       </w:r>
     </w:p>
     <w:p>
@@ -4103,14 +3691,7 @@
           <w:rFonts w:ascii="Arial" w:hAnsi="Arial"/>
           <w:sz w:val="22"/>
         </w:rPr>
-        <w:t>*</w:t>
-      </w:r>
-      <w:r>
-        <w:rPr>
-          <w:rFonts w:ascii="Arial" w:hAnsi="Arial"/>
-          <w:sz w:val="22"/>
-        </w:rPr>
-        <w:t>id_funcionario</w:t>
+        <w:t>*id_funcionario</w:t>
       </w:r>
     </w:p>
     <w:p>
@@ -4208,15 +3789,7 @@
           <w:b/>
           <w:sz w:val="24"/>
         </w:rPr>
-        <w:t xml:space="preserve">### </w:t>
-      </w:r>
-      <w:r>
-        <w:rPr>
-          <w:rFonts w:ascii="Arial" w:hAnsi="Arial"/>
-          <w:b/>
-          <w:sz w:val="24"/>
-        </w:rPr>
-        <w:t>FORNECEDOR</w:t>
+        <w:t>### FORNECEDOR</w:t>
       </w:r>
     </w:p>
     <w:p>
@@ -4235,14 +3808,7 @@
           <w:rFonts w:ascii="Arial" w:hAnsi="Arial"/>
           <w:sz w:val="22"/>
         </w:rPr>
-        <w:t>*</w:t>
-      </w:r>
-      <w:r>
-        <w:rPr>
-          <w:rFonts w:ascii="Arial" w:hAnsi="Arial"/>
-          <w:sz w:val="22"/>
-        </w:rPr>
-        <w:t>id_fornecedor</w:t>
+        <w:t>*id_fornecedor</w:t>
       </w:r>
     </w:p>
     <w:p>
@@ -4277,15 +3843,7 @@
           <w:b/>
           <w:sz w:val="24"/>
         </w:rPr>
-        <w:t xml:space="preserve">### </w:t>
-      </w:r>
-      <w:r>
-        <w:rPr>
-          <w:rFonts w:ascii="Arial" w:hAnsi="Arial"/>
-          <w:b/>
-          <w:sz w:val="24"/>
-        </w:rPr>
-        <w:t>PRODUTO</w:t>
+        <w:t>### PRODUTO</w:t>
       </w:r>
     </w:p>
     <w:p>
@@ -4304,14 +3862,7 @@
           <w:rFonts w:ascii="Arial" w:hAnsi="Arial"/>
           <w:sz w:val="22"/>
         </w:rPr>
-        <w:t>*</w:t>
-      </w:r>
-      <w:r>
-        <w:rPr>
-          <w:rFonts w:ascii="Arial" w:hAnsi="Arial"/>
-          <w:sz w:val="22"/>
-        </w:rPr>
-        <w:t>id_produto</w:t>
+        <w:t>*id_produto</w:t>
       </w:r>
     </w:p>
     <w:p>
@@ -4384,15 +3935,7 @@
           <w:b/>
           <w:sz w:val="24"/>
         </w:rPr>
-        <w:t xml:space="preserve">### </w:t>
-      </w:r>
-      <w:r>
-        <w:rPr>
-          <w:rFonts w:ascii="Arial" w:hAnsi="Arial"/>
-          <w:b/>
-          <w:sz w:val="24"/>
-        </w:rPr>
-        <w:t>CATEGORIA</w:t>
+        <w:t>### CATEGORIA</w:t>
       </w:r>
     </w:p>
     <w:p>
@@ -4411,14 +3954,7 @@
           <w:rFonts w:ascii="Arial" w:hAnsi="Arial"/>
           <w:sz w:val="22"/>
         </w:rPr>
-        <w:t>*</w:t>
-      </w:r>
-      <w:r>
-        <w:rPr>
-          <w:rFonts w:ascii="Arial" w:hAnsi="Arial"/>
-          <w:sz w:val="22"/>
-        </w:rPr>
-        <w:t>id_categoria</w:t>
+        <w:t>*id_categoria</w:t>
       </w:r>
     </w:p>
     <w:p>
@@ -4437,14 +3973,7 @@
           <w:rFonts w:ascii="Arial" w:hAnsi="Arial"/>
           <w:sz w:val="22"/>
         </w:rPr>
-        <w:t>*</w:t>
-      </w:r>
-      <w:r>
-        <w:rPr>
-          <w:rFonts w:ascii="Arial" w:hAnsi="Arial"/>
-          <w:sz w:val="22"/>
-        </w:rPr>
-        <w:t>nome_categoria</w:t>
+        <w:t>*nome_categoria</w:t>
       </w:r>
     </w:p>
     <w:p>
@@ -4460,15 +3989,7 @@
           <w:b/>
           <w:sz w:val="24"/>
         </w:rPr>
-        <w:t xml:space="preserve">### </w:t>
-      </w:r>
-      <w:r>
-        <w:rPr>
-          <w:rFonts w:ascii="Arial" w:hAnsi="Arial"/>
-          <w:b/>
-          <w:sz w:val="24"/>
-        </w:rPr>
-        <w:t>SUB_CATEGORIA</w:t>
+        <w:t>### SUB_CATEGORIA</w:t>
       </w:r>
     </w:p>
     <w:p>
@@ -4487,14 +4008,7 @@
           <w:rFonts w:ascii="Arial" w:hAnsi="Arial"/>
           <w:sz w:val="22"/>
         </w:rPr>
-        <w:t>*</w:t>
-      </w:r>
-      <w:r>
-        <w:rPr>
-          <w:rFonts w:ascii="Arial" w:hAnsi="Arial"/>
-          <w:sz w:val="22"/>
-        </w:rPr>
-        <w:t>id_sub_categoria</w:t>
+        <w:t>*id_sub_categoria</w:t>
       </w:r>
     </w:p>
     <w:p>
@@ -4513,14 +4027,7 @@
           <w:rFonts w:ascii="Arial" w:hAnsi="Arial"/>
           <w:sz w:val="22"/>
         </w:rPr>
-        <w:t>*</w:t>
-      </w:r>
-      <w:r>
-        <w:rPr>
-          <w:rFonts w:ascii="Arial" w:hAnsi="Arial"/>
-          <w:sz w:val="22"/>
-        </w:rPr>
-        <w:t>nome_sub_categoria</w:t>
+        <w:t>*nome_sub_categoria</w:t>
       </w:r>
     </w:p>
     <w:p>
@@ -4536,15 +4043,7 @@
           <w:b/>
           <w:sz w:val="24"/>
         </w:rPr>
-        <w:t xml:space="preserve">### </w:t>
-      </w:r>
-      <w:r>
-        <w:rPr>
-          <w:rFonts w:ascii="Arial" w:hAnsi="Arial"/>
-          <w:b/>
-          <w:sz w:val="24"/>
-        </w:rPr>
-        <w:t>ESTOQUE</w:t>
+        <w:t>### ESTOQUE</w:t>
       </w:r>
     </w:p>
     <w:p>
@@ -4563,14 +4062,7 @@
           <w:rFonts w:ascii="Arial" w:hAnsi="Arial"/>
           <w:sz w:val="22"/>
         </w:rPr>
-        <w:t>*</w:t>
-      </w:r>
-      <w:r>
-        <w:rPr>
-          <w:rFonts w:ascii="Arial" w:hAnsi="Arial"/>
-          <w:sz w:val="22"/>
-        </w:rPr>
-        <w:t>id_estoque</w:t>
+        <w:t>*id_estoque</w:t>
       </w:r>
     </w:p>
     <w:p>
@@ -4643,15 +4135,7 @@
           <w:b/>
           <w:sz w:val="24"/>
         </w:rPr>
-        <w:t xml:space="preserve">### </w:t>
-      </w:r>
-      <w:r>
-        <w:rPr>
-          <w:rFonts w:ascii="Arial" w:hAnsi="Arial"/>
-          <w:b/>
-          <w:sz w:val="24"/>
-        </w:rPr>
-        <w:t>VENDA</w:t>
+        <w:t>### VENDA</w:t>
       </w:r>
     </w:p>
     <w:p>
@@ -4670,14 +4154,7 @@
           <w:rFonts w:ascii="Arial" w:hAnsi="Arial"/>
           <w:sz w:val="22"/>
         </w:rPr>
-        <w:t>*</w:t>
-      </w:r>
-      <w:r>
-        <w:rPr>
-          <w:rFonts w:ascii="Arial" w:hAnsi="Arial"/>
-          <w:sz w:val="22"/>
-        </w:rPr>
-        <w:t>id_venda</w:t>
+        <w:t>*id_venda</w:t>
       </w:r>
     </w:p>
     <w:p>
@@ -4696,14 +4173,7 @@
           <w:rFonts w:ascii="Arial" w:hAnsi="Arial"/>
           <w:sz w:val="22"/>
         </w:rPr>
-        <w:t>*</w:t>
-      </w:r>
-      <w:r>
-        <w:rPr>
-          <w:rFonts w:ascii="Arial" w:hAnsi="Arial"/>
-          <w:sz w:val="22"/>
-        </w:rPr>
-        <w:t>data</w:t>
+        <w:t>*data</w:t>
       </w:r>
     </w:p>
     <w:p>
@@ -4722,14 +4192,7 @@
           <w:rFonts w:ascii="Arial" w:hAnsi="Arial"/>
           <w:sz w:val="22"/>
         </w:rPr>
-        <w:t>*</w:t>
-      </w:r>
-      <w:r>
-        <w:rPr>
-          <w:rFonts w:ascii="Arial" w:hAnsi="Arial"/>
-          <w:sz w:val="22"/>
-        </w:rPr>
-        <w:t>hora</w:t>
+        <w:t>*hora</w:t>
       </w:r>
     </w:p>
     <w:p>
@@ -4767,14 +4230,7 @@
           <w:rFonts w:ascii="Arial" w:hAnsi="Arial"/>
           <w:sz w:val="22"/>
         </w:rPr>
-        <w:t>*</w:t>
-      </w:r>
-      <w:r>
-        <w:rPr>
-          <w:rFonts w:ascii="Arial" w:hAnsi="Arial"/>
-          <w:sz w:val="22"/>
-        </w:rPr>
-        <w:t>status_pagamento</w:t>
+        <w:t>*status_pagamento</w:t>
       </w:r>
     </w:p>
     <w:p>
@@ -4790,15 +4246,7 @@
           <w:b/>
           <w:sz w:val="24"/>
         </w:rPr>
-        <w:t xml:space="preserve">### </w:t>
-      </w:r>
-      <w:r>
-        <w:rPr>
-          <w:rFonts w:ascii="Arial" w:hAnsi="Arial"/>
-          <w:b/>
-          <w:sz w:val="24"/>
-        </w:rPr>
-        <w:t>ITENS_VENDA</w:t>
+        <w:t>### ITENS_VENDA</w:t>
       </w:r>
     </w:p>
     <w:p>
@@ -4817,14 +4265,7 @@
           <w:rFonts w:ascii="Arial" w:hAnsi="Arial"/>
           <w:sz w:val="22"/>
         </w:rPr>
-        <w:t>*</w:t>
-      </w:r>
-      <w:r>
-        <w:rPr>
-          <w:rFonts w:ascii="Arial" w:hAnsi="Arial"/>
-          <w:sz w:val="22"/>
-        </w:rPr>
-        <w:t>quantidade</w:t>
+        <w:t>*quantidade</w:t>
       </w:r>
     </w:p>
     <w:p>
@@ -4843,14 +4284,7 @@
           <w:rFonts w:ascii="Arial" w:hAnsi="Arial"/>
           <w:sz w:val="22"/>
         </w:rPr>
-        <w:t>*</w:t>
-      </w:r>
-      <w:r>
-        <w:rPr>
-          <w:rFonts w:ascii="Arial" w:hAnsi="Arial"/>
-          <w:sz w:val="22"/>
-        </w:rPr>
-        <w:t>preco_unitario_applied</w:t>
+        <w:t>*preco_unitario_applied</w:t>
       </w:r>
     </w:p>
     <w:p>
@@ -4866,15 +4300,7 @@
           <w:b/>
           <w:sz w:val="24"/>
         </w:rPr>
-        <w:t xml:space="preserve">### </w:t>
-      </w:r>
-      <w:r>
-        <w:rPr>
-          <w:rFonts w:ascii="Arial" w:hAnsi="Arial"/>
-          <w:b/>
-          <w:sz w:val="24"/>
-        </w:rPr>
-        <w:t>FICHA_DO_CLIENTE</w:t>
+        <w:t>### FICHA_DO_CLIENTE</w:t>
       </w:r>
     </w:p>
     <w:p>
@@ -4893,14 +4319,7 @@
           <w:rFonts w:ascii="Arial" w:hAnsi="Arial"/>
           <w:sz w:val="22"/>
         </w:rPr>
-        <w:t>*</w:t>
-      </w:r>
-      <w:r>
-        <w:rPr>
-          <w:rFonts w:ascii="Arial" w:hAnsi="Arial"/>
-          <w:sz w:val="22"/>
-        </w:rPr>
-        <w:t>id_ficha</w:t>
+        <w:t>*id_ficha</w:t>
       </w:r>
     </w:p>
     <w:p>
@@ -4919,14 +4338,7 @@
           <w:rFonts w:ascii="Arial" w:hAnsi="Arial"/>
           <w:sz w:val="22"/>
         </w:rPr>
-        <w:t>*</w:t>
-      </w:r>
-      <w:r>
-        <w:rPr>
-          <w:rFonts w:ascii="Arial" w:hAnsi="Arial"/>
-          <w:sz w:val="22"/>
-        </w:rPr>
-        <w:t>limite_credito</w:t>
+        <w:t>*limite_credito</w:t>
       </w:r>
     </w:p>
     <w:p>
@@ -4945,14 +4357,7 @@
           <w:rFonts w:ascii="Arial" w:hAnsi="Arial"/>
           <w:sz w:val="22"/>
         </w:rPr>
-        <w:t>*</w:t>
-      </w:r>
-      <w:r>
-        <w:rPr>
-          <w:rFonts w:ascii="Arial" w:hAnsi="Arial"/>
-          <w:sz w:val="22"/>
-        </w:rPr>
-        <w:t>saldo_devedor_atual</w:t>
+        <w:t>*saldo_devedor_atual</w:t>
       </w:r>
     </w:p>
     <w:p>
@@ -4971,14 +4376,7 @@
           <w:rFonts w:ascii="Arial" w:hAnsi="Arial"/>
           <w:sz w:val="22"/>
         </w:rPr>
-        <w:t>*</w:t>
-      </w:r>
-      <w:r>
-        <w:rPr>
-          <w:rFonts w:ascii="Arial" w:hAnsi="Arial"/>
-          <w:sz w:val="22"/>
-        </w:rPr>
-        <w:t>data_abertura</w:t>
+        <w:t>*data_abertura</w:t>
       </w:r>
     </w:p>
     <w:p>
@@ -4994,15 +4392,7 @@
           <w:b/>
           <w:sz w:val="24"/>
         </w:rPr>
-        <w:t xml:space="preserve">### </w:t>
-      </w:r>
-      <w:r>
-        <w:rPr>
-          <w:rFonts w:ascii="Arial" w:hAnsi="Arial"/>
-          <w:b/>
-          <w:sz w:val="24"/>
-        </w:rPr>
-        <w:t>PAGAMENTO_FIADO</w:t>
+        <w:t>### PAGAMENTO_FIADO</w:t>
       </w:r>
     </w:p>
     <w:p>
@@ -5021,14 +4411,7 @@
           <w:rFonts w:ascii="Arial" w:hAnsi="Arial"/>
           <w:sz w:val="22"/>
         </w:rPr>
-        <w:t>*</w:t>
-      </w:r>
-      <w:r>
-        <w:rPr>
-          <w:rFonts w:ascii="Arial" w:hAnsi="Arial"/>
-          <w:sz w:val="22"/>
-        </w:rPr>
-        <w:t>id_pagamento</w:t>
+        <w:t>*id_pagamento</w:t>
       </w:r>
     </w:p>
     <w:p>
@@ -5047,14 +4430,7 @@
           <w:rFonts w:ascii="Arial" w:hAnsi="Arial"/>
           <w:sz w:val="22"/>
         </w:rPr>
-        <w:t>*</w:t>
-      </w:r>
-      <w:r>
-        <w:rPr>
-          <w:rFonts w:ascii="Arial" w:hAnsi="Arial"/>
-          <w:sz w:val="22"/>
-        </w:rPr>
-        <w:t>valor_pago</w:t>
+        <w:t>*valor_pago</w:t>
       </w:r>
     </w:p>
     <w:p>
@@ -5073,14 +4449,7 @@
           <w:rFonts w:ascii="Arial" w:hAnsi="Arial"/>
           <w:sz w:val="22"/>
         </w:rPr>
-        <w:t>*</w:t>
-      </w:r>
-      <w:r>
-        <w:rPr>
-          <w:rFonts w:ascii="Arial" w:hAnsi="Arial"/>
-          <w:sz w:val="22"/>
-        </w:rPr>
-        <w:t>data_pagamento</w:t>
+        <w:t>*data_pagamento</w:t>
       </w:r>
     </w:p>
     <w:p>
@@ -5147,18 +4516,7 @@
           <w:szCs w:val="24"/>
           <w:lang w:val="pt-BR" w:eastAsia="zh-CN" w:bidi="hi-IN"/>
         </w:rPr>
-        <w:t>*</w:t>
-      </w:r>
-      <w:r>
-        <w:rPr>
-          <w:rFonts w:eastAsia="NSimSun" w:cs="Lucida Sans" w:ascii="Arial" w:hAnsi="Arial"/>
-          <w:color w:val="auto"/>
-          <w:kern w:val="2"/>
-          <w:sz w:val="22"/>
-          <w:szCs w:val="24"/>
-          <w:lang w:val="pt-BR" w:eastAsia="zh-CN" w:bidi="hi-IN"/>
-        </w:rPr>
-        <w:t>num_nota_fiscal</w:t>
+        <w:t>*num_nota_fiscal</w:t>
       </w:r>
     </w:p>
     <w:p>
@@ -5384,15 +4742,7 @@
           <w:b/>
           <w:sz w:val="24"/>
         </w:rPr>
-        <w:t xml:space="preserve">### </w:t>
-      </w:r>
-      <w:r>
-        <w:rPr>
-          <w:rFonts w:ascii="Arial" w:hAnsi="Arial"/>
-          <w:b/>
-          <w:sz w:val="24"/>
-        </w:rPr>
-        <w:t>DEVOLUCAO_TROCA</w:t>
+        <w:t>### DEVOLUCAO_TROCA</w:t>
       </w:r>
     </w:p>
     <w:p>
@@ -5411,14 +4761,7 @@
           <w:rFonts w:ascii="Arial" w:hAnsi="Arial"/>
           <w:sz w:val="22"/>
         </w:rPr>
-        <w:t>*</w:t>
-      </w:r>
-      <w:r>
-        <w:rPr>
-          <w:rFonts w:ascii="Arial" w:hAnsi="Arial"/>
-          <w:sz w:val="22"/>
-        </w:rPr>
-        <w:t>id_devolucao</w:t>
+        <w:t>*id_devolucao</w:t>
       </w:r>
     </w:p>
     <w:p>
@@ -5437,14 +4780,7 @@
           <w:rFonts w:ascii="Arial" w:hAnsi="Arial"/>
           <w:sz w:val="22"/>
         </w:rPr>
-        <w:t>*</w:t>
-      </w:r>
-      <w:r>
-        <w:rPr>
-          <w:rFonts w:ascii="Arial" w:hAnsi="Arial"/>
-          <w:sz w:val="22"/>
-        </w:rPr>
-        <w:t>valor_diferenca</w:t>
+        <w:t>*valor_diferenca</w:t>
       </w:r>
     </w:p>
     <w:p>
@@ -5460,15 +4796,7 @@
           <w:b/>
           <w:sz w:val="24"/>
         </w:rPr>
-        <w:t xml:space="preserve">### </w:t>
-      </w:r>
-      <w:r>
-        <w:rPr>
-          <w:rFonts w:ascii="Arial" w:hAnsi="Arial"/>
-          <w:b/>
-          <w:sz w:val="24"/>
-        </w:rPr>
-        <w:t>ITENS_DEVOLVIDOS</w:t>
+        <w:t>### ITENS_DEVOLVIDOS</w:t>
       </w:r>
     </w:p>
     <w:p>
@@ -5487,14 +4815,7 @@
           <w:rFonts w:ascii="Arial" w:hAnsi="Arial"/>
           <w:sz w:val="22"/>
         </w:rPr>
-        <w:t>*</w:t>
-      </w:r>
-      <w:r>
-        <w:rPr>
-          <w:rFonts w:ascii="Arial" w:hAnsi="Arial"/>
-          <w:sz w:val="22"/>
-        </w:rPr>
-        <w:t>quantidade</w:t>
+        <w:t>*quantidade</w:t>
       </w:r>
     </w:p>
     <w:p>
@@ -5513,14 +4834,7 @@
           <w:rFonts w:ascii="Arial" w:hAnsi="Arial"/>
           <w:sz w:val="22"/>
         </w:rPr>
-        <w:t>*</w:t>
-      </w:r>
-      <w:r>
-        <w:rPr>
-          <w:rFonts w:ascii="Arial" w:hAnsi="Arial"/>
-          <w:sz w:val="22"/>
-        </w:rPr>
-        <w:t>tipo_movimentacao_item</w:t>
+        <w:t>*tipo_movimentacao_item</w:t>
       </w:r>
     </w:p>
     <w:p>
@@ -5539,14 +4853,7 @@
           <w:rFonts w:ascii="Arial" w:hAnsi="Arial"/>
           <w:sz w:val="22"/>
         </w:rPr>
-        <w:t>*</w:t>
-      </w:r>
-      <w:r>
-        <w:rPr>
-          <w:rFonts w:ascii="Arial" w:hAnsi="Arial"/>
-          <w:sz w:val="22"/>
-        </w:rPr>
-        <w:t>status_item</w:t>
+        <w:t>*status_item</w:t>
       </w:r>
     </w:p>
     <w:p>
@@ -5562,15 +4869,7 @@
           <w:b/>
           <w:sz w:val="24"/>
         </w:rPr>
-        <w:t xml:space="preserve">### </w:t>
-      </w:r>
-      <w:r>
-        <w:rPr>
-          <w:rFonts w:ascii="Arial" w:hAnsi="Arial"/>
-          <w:b/>
-          <w:sz w:val="24"/>
-        </w:rPr>
-        <w:t>DEVOLUCAO_FORNECEDOR</w:t>
+        <w:t>### DEVOLUCAO_FORNECEDOR</w:t>
       </w:r>
     </w:p>
     <w:p>
@@ -5592,14 +4891,7 @@
           <w:rFonts w:ascii="Arial" w:hAnsi="Arial"/>
           <w:sz w:val="22"/>
         </w:rPr>
-        <w:t>*</w:t>
-      </w:r>
-      <w:r>
-        <w:rPr>
-          <w:rFonts w:ascii="Arial" w:hAnsi="Arial"/>
-          <w:sz w:val="22"/>
-        </w:rPr>
-        <w:t>id_devolucao_fornecedor</w:t>
+        <w:t>*id_devolucao_fornecedor</w:t>
       </w:r>
     </w:p>
     <w:p>
@@ -5621,14 +4913,7 @@
           <w:rFonts w:ascii="Arial" w:hAnsi="Arial"/>
           <w:sz w:val="22"/>
         </w:rPr>
-        <w:t>*</w:t>
-      </w:r>
-      <w:r>
-        <w:rPr>
-          <w:rFonts w:ascii="Arial" w:hAnsi="Arial"/>
-          <w:sz w:val="22"/>
-        </w:rPr>
-        <w:t>hora</w:t>
+        <w:t>*hora</w:t>
       </w:r>
     </w:p>
     <w:p>
@@ -5647,14 +4932,7 @@
           <w:rFonts w:ascii="Arial" w:hAnsi="Arial"/>
           <w:sz w:val="22"/>
         </w:rPr>
-        <w:t>*</w:t>
-      </w:r>
-      <w:r>
-        <w:rPr>
-          <w:rFonts w:ascii="Arial" w:hAnsi="Arial"/>
-          <w:sz w:val="22"/>
-        </w:rPr>
-        <w:t>data</w:t>
+        <w:t>*data</w:t>
       </w:r>
     </w:p>
     <w:p>
@@ -5673,14 +4951,7 @@
           <w:rFonts w:ascii="Arial" w:hAnsi="Arial"/>
           <w:sz w:val="22"/>
         </w:rPr>
-        <w:t>*</w:t>
-      </w:r>
-      <w:r>
-        <w:rPr>
-          <w:rFonts w:ascii="Arial" w:hAnsi="Arial"/>
-          <w:sz w:val="22"/>
-        </w:rPr>
-        <w:t>valor_estorno</w:t>
+        <w:t>*valor_estorno</w:t>
       </w:r>
     </w:p>
     <w:p>
@@ -5696,15 +4967,7 @@
           <w:b/>
           <w:sz w:val="24"/>
         </w:rPr>
-        <w:t xml:space="preserve">### </w:t>
-      </w:r>
-      <w:r>
-        <w:rPr>
-          <w:rFonts w:ascii="Arial" w:hAnsi="Arial"/>
-          <w:b/>
-          <w:sz w:val="24"/>
-        </w:rPr>
-        <w:t>ITENS_DEVOLUCAO_FORNECEDOR</w:t>
+        <w:t>### ITENS_DEVOLUCAO_FORNECEDOR</w:t>
       </w:r>
     </w:p>
     <w:p>
@@ -5724,14 +4987,7 @@
           <w:rFonts w:ascii="Arial" w:hAnsi="Arial"/>
           <w:sz w:val="22"/>
         </w:rPr>
-        <w:t>*</w:t>
-      </w:r>
-      <w:r>
-        <w:rPr>
-          <w:rFonts w:ascii="Arial" w:hAnsi="Arial"/>
-          <w:sz w:val="22"/>
-        </w:rPr>
-        <w:t>quantidade_devolvida</w:t>
+        <w:t>*quantidade_devolvida</w:t>
       </w:r>
     </w:p>
     <w:p>
@@ -5745,14 +5001,7 @@
           <w:rFonts w:ascii="Arial" w:hAnsi="Arial"/>
           <w:sz w:val="22"/>
         </w:rPr>
-        <w:t>*</w:t>
-      </w:r>
-      <w:r>
-        <w:rPr>
-          <w:rFonts w:ascii="Arial" w:hAnsi="Arial"/>
-          <w:sz w:val="22"/>
-        </w:rPr>
-        <w:t>motivo_devolucao</w:t>
+        <w:t>*motivo_devolucao</w:t>
       </w:r>
     </w:p>
     <w:p>
@@ -5786,14 +5035,7 @@
           <w:rFonts w:ascii="Arial" w:hAnsi="Arial"/>
           <w:b/>
         </w:rPr>
-        <w:t xml:space="preserve">### </w:t>
-      </w:r>
-      <w:r>
-        <w:rPr>
-          <w:rFonts w:ascii="Arial" w:hAnsi="Arial"/>
-          <w:b/>
-        </w:rPr>
-        <w:t>ETAPA 12 — IDENTIFICAÇÃO DOS RELACIONAMENTOS DA MERCEARIA LOPES</w:t>
+        <w:t>### ETAPA 12 — IDENTIFICAÇÃO DOS RELACIONAMENTOS DA MERCEARIA LOPES</w:t>
       </w:r>
     </w:p>
     <w:p>
@@ -5821,14 +5063,7 @@
           <w:rFonts w:ascii="Arial" w:hAnsi="Arial"/>
           <w:b/>
         </w:rPr>
-        <w:t xml:space="preserve"># </w:t>
-      </w:r>
-      <w:r>
-        <w:rPr>
-          <w:rFonts w:ascii="Arial" w:hAnsi="Arial"/>
-          <w:b/>
-        </w:rPr>
-        <w:t>Mapeamento de Relacionamentos</w:t>
+        <w:t># Mapeamento de Relacionamentos</w:t>
       </w:r>
     </w:p>
     <w:p>
@@ -6325,25 +5560,7 @@
                 <w:color w:val="24292F"/>
                 <w:sz w:val="21"/>
               </w:rPr>
-              <w:t xml:space="preserve">FUNCIONARIO — </w:t>
-            </w:r>
-            <w:r>
-              <w:rPr>
-                <w:rFonts w:ascii="Arial" w:hAnsi="Arial"/>
-                <w:b/>
-                <w:color w:val="24292F"/>
-                <w:sz w:val="21"/>
-              </w:rPr>
-              <w:t>GERA</w:t>
-            </w:r>
-            <w:r>
-              <w:rPr>
-                <w:rFonts w:ascii="Arial" w:hAnsi="Arial"/>
-                <w:b/>
-                <w:color w:val="24292F"/>
-                <w:sz w:val="21"/>
-              </w:rPr>
-              <w:t xml:space="preserve"> — VENDA</w:t>
+              <w:t>FUNCIONARIO — GERA — VENDA</w:t>
             </w:r>
           </w:p>
         </w:tc>
@@ -6427,25 +5644,7 @@
                 <w:color w:val="24292F"/>
                 <w:sz w:val="21"/>
               </w:rPr>
-              <w:t xml:space="preserve">CLIENTE — </w:t>
-            </w:r>
-            <w:r>
-              <w:rPr>
-                <w:rFonts w:ascii="Arial" w:hAnsi="Arial"/>
-                <w:b/>
-                <w:color w:val="24292F"/>
-                <w:sz w:val="21"/>
-              </w:rPr>
-              <w:t>COMPRA COMO</w:t>
-            </w:r>
-            <w:r>
-              <w:rPr>
-                <w:rFonts w:ascii="Arial" w:hAnsi="Arial"/>
-                <w:b/>
-                <w:color w:val="24292F"/>
-                <w:sz w:val="21"/>
-              </w:rPr>
-              <w:t xml:space="preserve"> — PESSOA_FISICA</w:t>
+              <w:t>CLIENTE — COMPRA COMO — PESSOA_FISICA</w:t>
             </w:r>
           </w:p>
         </w:tc>
@@ -6556,21 +5755,7 @@
           <w:rFonts w:ascii="Arial" w:hAnsi="Arial"/>
           <w:sz w:val="22"/>
         </w:rPr>
-        <w:t xml:space="preserve">A devolução </w:t>
-      </w:r>
-      <w:r>
-        <w:rPr>
-          <w:rFonts w:ascii="Arial" w:hAnsi="Arial"/>
-          <w:sz w:val="22"/>
-        </w:rPr>
-        <w:t>fornecedor vincula</w:t>
-      </w:r>
-      <w:r>
-        <w:rPr>
-          <w:rFonts w:ascii="Arial" w:hAnsi="Arial"/>
-          <w:sz w:val="22"/>
-        </w:rPr>
-        <w:t xml:space="preserve"> os itens devolvidos.</w:t>
+        <w:t>A devolução fornecedor vincula os itens devolvidos.</w:t>
       </w:r>
     </w:p>
     <w:p>
@@ -6627,52 +5812,7 @@
                 <w:color w:val="24292F"/>
                 <w:sz w:val="21"/>
               </w:rPr>
-              <w:t>DEVOLUCAO_</w:t>
-            </w:r>
-            <w:r>
-              <w:rPr>
-                <w:rFonts w:ascii="Arial" w:hAnsi="Arial"/>
-                <w:b/>
-                <w:color w:val="24292F"/>
-                <w:sz w:val="21"/>
-              </w:rPr>
-              <w:t>FORNECEDOR</w:t>
-            </w:r>
-            <w:r>
-              <w:rPr>
-                <w:rFonts w:ascii="Arial" w:hAnsi="Arial"/>
-                <w:b/>
-                <w:color w:val="24292F"/>
-                <w:sz w:val="21"/>
-              </w:rPr>
-              <w:t xml:space="preserve"> — </w:t>
-            </w:r>
-            <w:r>
-              <w:rPr>
-                <w:rFonts w:ascii="Arial" w:hAnsi="Arial"/>
-                <w:b/>
-                <w:color w:val="24292F"/>
-                <w:sz w:val="21"/>
-              </w:rPr>
-              <w:t>VINCULA</w:t>
-            </w:r>
-            <w:r>
-              <w:rPr>
-                <w:rFonts w:ascii="Arial" w:hAnsi="Arial"/>
-                <w:b/>
-                <w:color w:val="24292F"/>
-                <w:sz w:val="21"/>
-              </w:rPr>
-              <w:t xml:space="preserve"> — </w:t>
-            </w:r>
-            <w:r>
-              <w:rPr>
-                <w:rFonts w:ascii="Arial" w:hAnsi="Arial"/>
-                <w:b/>
-                <w:color w:val="24292F"/>
-                <w:sz w:val="21"/>
-              </w:rPr>
-              <w:t>PRODUTOS</w:t>
+              <w:t>DEVOLUCAO_FORNECEDOR — VINCULA — PRODUTOS</w:t>
             </w:r>
           </w:p>
         </w:tc>
@@ -6699,49 +5839,7 @@
           <w:rFonts w:ascii="Arial" w:hAnsi="Arial"/>
           <w:sz w:val="22"/>
         </w:rPr>
-        <w:t xml:space="preserve">A devolução </w:t>
-      </w:r>
-      <w:r>
-        <w:rPr>
-          <w:rFonts w:ascii="Arial" w:hAnsi="Arial"/>
-          <w:sz w:val="22"/>
-        </w:rPr>
-        <w:t>fornecedor</w:t>
-      </w:r>
-      <w:r>
-        <w:rPr>
-          <w:rFonts w:ascii="Arial" w:hAnsi="Arial"/>
-          <w:sz w:val="22"/>
-        </w:rPr>
-        <w:t xml:space="preserve"> </w:t>
-      </w:r>
-      <w:r>
-        <w:rPr>
-          <w:rFonts w:ascii="Arial" w:hAnsi="Arial"/>
-          <w:sz w:val="22"/>
-        </w:rPr>
-        <w:t>devolve</w:t>
-      </w:r>
-      <w:r>
-        <w:rPr>
-          <w:rFonts w:ascii="Arial" w:hAnsi="Arial"/>
-          <w:sz w:val="22"/>
-        </w:rPr>
-        <w:t xml:space="preserve"> </w:t>
-      </w:r>
-      <w:r>
-        <w:rPr>
-          <w:rFonts w:ascii="Arial" w:hAnsi="Arial"/>
-          <w:sz w:val="22"/>
-        </w:rPr>
-        <w:t>produto</w:t>
-      </w:r>
-      <w:r>
-        <w:rPr>
-          <w:rFonts w:ascii="Arial" w:hAnsi="Arial"/>
-          <w:sz w:val="22"/>
-        </w:rPr>
-        <w:t>.</w:t>
+        <w:t>A devolução fornecedor devolve produto.</w:t>
       </w:r>
     </w:p>
     <w:p>
@@ -6801,43 +5899,7 @@
                 <w:color w:val="24292F"/>
                 <w:sz w:val="21"/>
               </w:rPr>
-              <w:t>DEVOLUCAO_</w:t>
-            </w:r>
-            <w:r>
-              <w:rPr>
-                <w:rFonts w:ascii="Arial" w:hAnsi="Arial"/>
-                <w:b/>
-                <w:color w:val="24292F"/>
-                <w:sz w:val="21"/>
-              </w:rPr>
-              <w:t>FORNECEDOR</w:t>
-            </w:r>
-            <w:r>
-              <w:rPr>
-                <w:rFonts w:ascii="Arial" w:hAnsi="Arial"/>
-                <w:b/>
-                <w:color w:val="24292F"/>
-                <w:sz w:val="21"/>
-              </w:rPr>
-              <w:t xml:space="preserve"> — </w:t>
-            </w:r>
-            <w:r>
-              <w:rPr>
-                <w:rFonts w:ascii="Arial" w:hAnsi="Arial"/>
-                <w:b/>
-                <w:color w:val="24292F"/>
-                <w:sz w:val="21"/>
-              </w:rPr>
-              <w:t>DEVOLVE</w:t>
-            </w:r>
-            <w:r>
-              <w:rPr>
-                <w:rFonts w:ascii="Arial" w:hAnsi="Arial"/>
-                <w:b/>
-                <w:color w:val="24292F"/>
-                <w:sz w:val="21"/>
-              </w:rPr>
-              <w:t xml:space="preserve"> — ITENS_DEVOLVIDOS</w:t>
+              <w:t>DEVOLUCAO_FORNECEDOR — DEVOLVE — ITENS_DEVOLVIDOS</w:t>
             </w:r>
           </w:p>
         </w:tc>
@@ -7481,23 +6543,25 @@
           <w:b/>
           <w:bCs/>
         </w:rPr>
-        <w:t>## 1</w:t>
-      </w:r>
-      <w:r>
+        <w:t>## 13 a 14. Modelos Conceituais e Capturas do DER</w:t>
+      </w:r>
+    </w:p>
+    <w:p>
+      <w:pPr>
+        <w:pStyle w:val="Normal"/>
+        <w:bidi w:val="0"/>
         <w:rPr>
           <w:rFonts w:ascii="Arial" w:hAnsi="Arial"/>
           <w:b/>
           <w:bCs/>
         </w:rPr>
-        <w:t>3</w:t>
-      </w:r>
+      </w:pPr>
       <w:r>
         <w:rPr>
           <w:rFonts w:ascii="Arial" w:hAnsi="Arial"/>
           <w:b/>
           <w:bCs/>
         </w:rPr>
-        <w:t xml:space="preserve"> a 14. Modelos Conceituais e Capturas do DER</w:t>
       </w:r>
     </w:p>
     <w:p>
@@ -7506,119 +6570,12 @@
         <w:bidi w:val="0"/>
         <w:rPr>
           <w:rFonts w:ascii="Arial" w:hAnsi="Arial"/>
-          <w:b/>
-          <w:bCs/>
-        </w:rPr>
-      </w:pPr>
-      <w:r>
-        <w:rPr>
-          <w:rFonts w:ascii="Arial" w:hAnsi="Arial"/>
-          <w:b/>
-          <w:bCs/>
-        </w:rPr>
-      </w:r>
-    </w:p>
-    <w:p>
-      <w:pPr>
-        <w:pStyle w:val="Normal"/>
-        <w:bidi w:val="0"/>
-        <w:rPr>
-          <w:rFonts w:ascii="Arial" w:hAnsi="Arial"/>
-        </w:rPr>
-      </w:pPr>
-      <w:r>
-        <w:rPr>
-          <w:rFonts w:ascii="Arial" w:hAnsi="Arial"/>
-        </w:rPr>
-        <mc:AlternateContent>
-          <mc:Choice Requires="wps">
-            <w:drawing>
-              <wp:anchor distT="0" distB="0" distL="0" distR="0" simplePos="0" relativeHeight="3" behindDoc="0" locked="0" layoutInCell="1" allowOverlap="1">
-                <wp:simplePos x="0" y="0"/>
-                <wp:positionH relativeFrom="column">
-                  <wp:posOffset>3060065</wp:posOffset>
-                </wp:positionH>
-                <wp:positionV relativeFrom="paragraph">
-                  <wp:posOffset>82550</wp:posOffset>
-                </wp:positionV>
-                <wp:extent cx="2865120" cy="220980"/>
-                <wp:effectExtent l="0" t="0" r="0" b="0"/>
-                <wp:wrapNone/>
-                <wp:docPr id="1" name="Quadro de texto 1"/>
-                <a:graphic xmlns:a="http://schemas.openxmlformats.org/drawingml/2006/main">
-                  <a:graphicData uri="http://schemas.microsoft.com/office/word/2010/wordprocessingShape">
-                    <wps:wsp>
-                      <wps:cNvSpPr txBox="1"/>
-                      <wps:spPr>
-                        <a:xfrm>
-                          <a:off x="0" y="0"/>
-                          <a:ext cx="2865240" cy="221040"/>
-                        </a:xfrm>
-                        <a:prstGeom prst="rect">
-                          <a:avLst/>
-                        </a:prstGeom>
-                        <a:noFill/>
-                        <a:ln w="0">
-                          <a:noFill/>
-                        </a:ln>
-                      </wps:spPr>
-                      <wps:txbx>
-                        <w:txbxContent>
-                          <w:p>
-                            <w:pPr>
-                              <w:overflowPunct w:val="false"/>
-                              <w:rPr/>
-                            </w:pPr>
-                            <w:r>
-                              <w:rPr>
-                                <w:color w:val="FF0000"/>
-                                <w:shd w:fill="FFFFFF" w:val="clear"/>
-                              </w:rPr>
-                              <w:t>Primeira imagem a esquerda da tela</w:t>
-                            </w:r>
-                          </w:p>
-                        </w:txbxContent>
-                      </wps:txbx>
-                      <wps:bodyPr wrap="square" lIns="0" tIns="0" rIns="0" bIns="0" anchor="t">
-                        <a:noAutofit/>
-                      </wps:bodyPr>
-                    </wps:wsp>
-                  </a:graphicData>
-                </a:graphic>
-              </wp:anchor>
-            </w:drawing>
-          </mc:Choice>
-          <mc:Fallback>
-            <w:pict>
-              <v:shapetype id="_x0000_t202" coordsize="21600,21600" o:spt="202" path="m,l,21600l21600,21600l21600,xe">
-                <v:stroke joinstyle="miter"/>
-                <v:path gradientshapeok="t" o:connecttype="rect"/>
-              </v:shapetype>
-              <v:shape id="shape_0" stroked="f" o:allowincell="f" style="position:absolute;margin-left:240.95pt;margin-top:6.5pt;width:225.55pt;height:17.35pt;mso-wrap-style:square;v-text-anchor:top" type="_x0000_t202">
-                <v:textbox>
-                  <w:txbxContent>
-                    <w:p>
-                      <w:pPr>
-                        <w:overflowPunct w:val="false"/>
-                        <w:rPr/>
-                      </w:pPr>
-                      <w:r>
-                        <w:rPr>
-                          <w:color w:val="FF0000"/>
-                          <w:shd w:fill="FFFFFF" w:val="clear"/>
-                        </w:rPr>
-                        <w:t>Primeira imagem a esquerda da tela</w:t>
-                      </w:r>
-                    </w:p>
-                  </w:txbxContent>
-                </v:textbox>
-                <v:fill o:detectmouseclick="t" on="false"/>
-                <v:stroke color="black" joinstyle="round" endcap="flat"/>
-                <w10:wrap type="none"/>
-              </v:shape>
-            </w:pict>
-          </mc:Fallback>
-        </mc:AlternateContent>
+        </w:rPr>
+      </w:pPr>
+      <w:r>
+        <w:rPr>
+          <w:rFonts w:ascii="Arial" w:hAnsi="Arial"/>
+        </w:rPr>
         <w:drawing>
           <wp:anchor distT="0" distB="0" distL="0" distR="0" simplePos="0" relativeHeight="2" behindDoc="0" locked="0" layoutInCell="0" allowOverlap="1">
             <wp:simplePos x="0" y="0"/>
@@ -7631,7 +6588,7 @@
             <wp:extent cx="6120130" cy="3529965"/>
             <wp:effectExtent l="0" t="0" r="0" b="0"/>
             <wp:wrapSquare wrapText="largest"/>
-            <wp:docPr id="2" name="Figura1"/>
+            <wp:docPr id="1" name="Figura1"/>
             <wp:cNvGraphicFramePr>
               <a:graphicFrameLocks xmlns:a="http://schemas.openxmlformats.org/drawingml/2006/main" noChangeAspect="1"/>
             </wp:cNvGraphicFramePr>
@@ -7639,7 +6596,7 @@
               <a:graphicData uri="http://schemas.openxmlformats.org/drawingml/2006/picture">
                 <pic:pic xmlns:pic="http://schemas.openxmlformats.org/drawingml/2006/picture">
                   <pic:nvPicPr>
-                    <pic:cNvPr id="2" name="Figura1"/>
+                    <pic:cNvPr id="1" name="Figura1"/>
                     <pic:cNvPicPr>
                       <a:picLocks noChangeAspect="1" noChangeArrowheads="1"/>
                     </pic:cNvPicPr>
@@ -7665,57 +6622,29 @@
             </a:graphic>
           </wp:anchor>
         </w:drawing>
-      </w:r>
-    </w:p>
-    <w:p>
-      <w:pPr>
-        <w:pStyle w:val="Normal"/>
-        <w:bidi w:val="0"/>
-        <w:rPr>
-          <w:rFonts w:ascii="Arial" w:hAnsi="Arial"/>
-        </w:rPr>
-      </w:pPr>
-      <w:r>
-        <w:rPr>
-          <w:rFonts w:ascii="Arial" w:hAnsi="Arial"/>
-        </w:rPr>
-      </w:r>
-    </w:p>
-    <w:p>
-      <w:pPr>
-        <w:pStyle w:val="Normal"/>
-        <w:bidi w:val="0"/>
-        <w:rPr>
-          <w:rFonts w:ascii="Arial" w:hAnsi="Arial"/>
-        </w:rPr>
-      </w:pPr>
-      <w:r>
-        <w:rPr>
-          <w:rFonts w:ascii="Arial" w:hAnsi="Arial"/>
-        </w:rPr>
         <mc:AlternateContent>
           <mc:Choice Requires="wps">
             <w:drawing>
-              <wp:anchor distT="0" distB="0" distL="0" distR="0" simplePos="0" relativeHeight="5" behindDoc="0" locked="0" layoutInCell="1" allowOverlap="1">
+              <wp:anchor distT="0" distB="0" distL="0" distR="0" simplePos="0" relativeHeight="3" behindDoc="0" locked="0" layoutInCell="1" allowOverlap="1">
                 <wp:simplePos x="0" y="0"/>
                 <wp:positionH relativeFrom="column">
-                  <wp:posOffset>2656205</wp:posOffset>
+                  <wp:posOffset>3060065</wp:posOffset>
                 </wp:positionH>
                 <wp:positionV relativeFrom="paragraph">
-                  <wp:posOffset>141605</wp:posOffset>
+                  <wp:posOffset>82550</wp:posOffset>
                 </wp:positionV>
-                <wp:extent cx="3307080" cy="351155"/>
+                <wp:extent cx="2865120" cy="220980"/>
                 <wp:effectExtent l="0" t="0" r="0" b="0"/>
                 <wp:wrapNone/>
-                <wp:docPr id="3" name="Quadro de texto 2"/>
+                <wp:docPr id="2" name="Quadro de texto 1"/>
                 <a:graphic xmlns:a="http://schemas.openxmlformats.org/drawingml/2006/main">
                   <a:graphicData uri="http://schemas.microsoft.com/office/word/2010/wordprocessingShape">
                     <wps:wsp>
-                      <wps:cNvSpPr txBox="1"/>
+                      <wps:cNvSpPr/>
                       <wps:spPr>
                         <a:xfrm>
                           <a:off x="0" y="0"/>
-                          <a:ext cx="3306960" cy="351000"/>
+                          <a:ext cx="2865240" cy="221040"/>
                         </a:xfrm>
                         <a:prstGeom prst="rect">
                           <a:avLst/>
@@ -7725,23 +6654,31 @@
                           <a:noFill/>
                         </a:ln>
                       </wps:spPr>
+                      <wps:style>
+                        <a:lnRef idx="0"/>
+                        <a:fillRef idx="0"/>
+                        <a:effectRef idx="0"/>
+                        <a:fontRef idx="minor"/>
+                      </wps:style>
                       <wps:txbx>
                         <w:txbxContent>
                           <w:p>
                             <w:pPr>
-                              <w:overflowPunct w:val="false"/>
+                              <w:pStyle w:val="Contedodoquadro"/>
+                              <w:overflowPunct w:val="true"/>
                               <w:rPr/>
                             </w:pPr>
                             <w:r>
                               <w:rPr>
                                 <w:color w:val="FF0000"/>
+                                <w:shd w:fill="FFFFFF" w:val="clear"/>
                               </w:rPr>
-                              <w:t>Segunda imagem a direita da primeira imagem</w:t>
+                              <w:t>Primeira imagem a esquerda da tela</w:t>
                             </w:r>
                           </w:p>
                         </w:txbxContent>
                       </wps:txbx>
-                      <wps:bodyPr wrap="square" lIns="0" tIns="0" rIns="0" bIns="0" anchor="t">
+                      <wps:bodyPr lIns="0" tIns="0" rIns="0" bIns="0" anchor="t">
                         <a:noAutofit/>
                       </wps:bodyPr>
                     </wps:wsp>
@@ -7752,32 +6689,62 @@
           </mc:Choice>
           <mc:Fallback>
             <w:pict>
-              <v:shape id="shape_0" stroked="f" o:allowincell="f" style="position:absolute;margin-left:209.15pt;margin-top:11.15pt;width:260.35pt;height:27.6pt;mso-wrap-style:square;v-text-anchor:top" type="_x0000_t202">
+              <v:rect id="shape_0" stroked="f" o:allowincell="f" style="position:absolute;margin-left:240.95pt;margin-top:6.5pt;width:225.55pt;height:17.35pt;mso-wrap-style:square;v-text-anchor:top">
+                <v:fill o:detectmouseclick="t" on="false"/>
+                <v:stroke color="#3465a4" joinstyle="round" endcap="flat"/>
                 <v:textbox>
                   <w:txbxContent>
                     <w:p>
                       <w:pPr>
-                        <w:overflowPunct w:val="false"/>
+                        <w:pStyle w:val="Contedodoquadro"/>
+                        <w:overflowPunct w:val="true"/>
                         <w:rPr/>
                       </w:pPr>
                       <w:r>
                         <w:rPr>
                           <w:color w:val="FF0000"/>
+                          <w:shd w:fill="FFFFFF" w:val="clear"/>
                         </w:rPr>
-                        <w:t>Segunda imagem a direita da primeira imagem</w:t>
+                        <w:t>Primeira imagem a esquerda da tela</w:t>
                       </w:r>
                     </w:p>
                   </w:txbxContent>
                 </v:textbox>
-                <v:fill o:detectmouseclick="t" on="false"/>
-                <v:stroke color="black" joinstyle="round" endcap="flat"/>
                 <w10:wrap type="none"/>
-              </v:shape>
+              </v:rect>
             </w:pict>
           </mc:Fallback>
         </mc:AlternateContent>
+      </w:r>
+    </w:p>
+    <w:p>
+      <w:pPr>
+        <w:pStyle w:val="Normal"/>
+        <w:bidi w:val="0"/>
+        <w:rPr>
+          <w:rFonts w:ascii="Arial" w:hAnsi="Arial"/>
+        </w:rPr>
+      </w:pPr>
+      <w:r>
+        <w:rPr>
+          <w:rFonts w:ascii="Arial" w:hAnsi="Arial"/>
+        </w:rPr>
+      </w:r>
+    </w:p>
+    <w:p>
+      <w:pPr>
+        <w:pStyle w:val="Normal"/>
+        <w:bidi w:val="0"/>
+        <w:rPr>
+          <w:rFonts w:ascii="Arial" w:hAnsi="Arial"/>
+        </w:rPr>
+      </w:pPr>
+      <w:r>
+        <w:rPr>
+          <w:rFonts w:ascii="Arial" w:hAnsi="Arial"/>
+        </w:rPr>
         <w:drawing>
-          <wp:anchor distT="0" distB="0" distL="0" distR="0" simplePos="0" relativeHeight="4" behindDoc="0" locked="0" layoutInCell="0" allowOverlap="1">
+          <wp:anchor distT="0" distB="0" distL="0" distR="0" simplePos="0" relativeHeight="5" behindDoc="0" locked="0" layoutInCell="0" allowOverlap="1">
             <wp:simplePos x="0" y="0"/>
             <wp:positionH relativeFrom="column">
               <wp:align>center</wp:align>
@@ -7788,7 +6755,7 @@
             <wp:extent cx="6120130" cy="3440430"/>
             <wp:effectExtent l="0" t="0" r="0" b="0"/>
             <wp:wrapSquare wrapText="largest"/>
-            <wp:docPr id="4" name="Figura2"/>
+            <wp:docPr id="3" name="Figura2"/>
             <wp:cNvGraphicFramePr>
               <a:graphicFrameLocks xmlns:a="http://schemas.openxmlformats.org/drawingml/2006/main" noChangeAspect="1"/>
             </wp:cNvGraphicFramePr>
@@ -7796,7 +6763,7 @@
               <a:graphicData uri="http://schemas.openxmlformats.org/drawingml/2006/picture">
                 <pic:pic xmlns:pic="http://schemas.openxmlformats.org/drawingml/2006/picture">
                   <pic:nvPicPr>
-                    <pic:cNvPr id="4" name="Figura2"/>
+                    <pic:cNvPr id="3" name="Figura2"/>
                     <pic:cNvPicPr>
                       <a:picLocks noChangeAspect="1" noChangeArrowheads="1"/>
                     </pic:cNvPicPr>
@@ -7822,85 +6789,29 @@
             </a:graphic>
           </wp:anchor>
         </w:drawing>
-      </w:r>
-    </w:p>
-    <w:p>
-      <w:pPr>
-        <w:pStyle w:val="Normal"/>
-        <w:bidi w:val="0"/>
-        <w:rPr>
-          <w:rFonts w:ascii="Arial" w:hAnsi="Arial"/>
-        </w:rPr>
-      </w:pPr>
-      <w:r>
-        <w:rPr>
-          <w:rFonts w:ascii="Arial" w:hAnsi="Arial"/>
-        </w:rPr>
-      </w:r>
-    </w:p>
-    <w:p>
-      <w:pPr>
-        <w:pStyle w:val="Normal"/>
-        <w:bidi w:val="0"/>
-        <w:rPr>
-          <w:rFonts w:ascii="Arial" w:hAnsi="Arial"/>
-        </w:rPr>
-      </w:pPr>
-      <w:r>
-        <w:rPr>
-          <w:rFonts w:ascii="Arial" w:hAnsi="Arial"/>
-        </w:rPr>
-      </w:r>
-    </w:p>
-    <w:p>
-      <w:pPr>
-        <w:pStyle w:val="Normal"/>
-        <w:bidi w:val="0"/>
-        <w:rPr>
-          <w:rFonts w:ascii="Arial" w:hAnsi="Arial"/>
-        </w:rPr>
-      </w:pPr>
-      <w:r>
-        <w:rPr>
-          <w:rFonts w:ascii="Arial" w:hAnsi="Arial"/>
-        </w:rPr>
-      </w:r>
-    </w:p>
-    <w:p>
-      <w:pPr>
-        <w:pStyle w:val="Normal"/>
-        <w:bidi w:val="0"/>
-        <w:rPr>
-          <w:rFonts w:ascii="Arial" w:hAnsi="Arial"/>
-        </w:rPr>
-      </w:pPr>
-      <w:r>
-        <w:rPr>
-          <w:rFonts w:ascii="Arial" w:hAnsi="Arial"/>
-        </w:rPr>
         <mc:AlternateContent>
           <mc:Choice Requires="wps">
             <w:drawing>
               <wp:anchor distT="0" distB="0" distL="0" distR="0" simplePos="0" relativeHeight="7" behindDoc="0" locked="0" layoutInCell="1" allowOverlap="1">
                 <wp:simplePos x="0" y="0"/>
                 <wp:positionH relativeFrom="column">
-                  <wp:posOffset>2983865</wp:posOffset>
+                  <wp:posOffset>2656205</wp:posOffset>
                 </wp:positionH>
                 <wp:positionV relativeFrom="paragraph">
-                  <wp:posOffset>2788920</wp:posOffset>
+                  <wp:posOffset>141605</wp:posOffset>
                 </wp:positionV>
-                <wp:extent cx="2217420" cy="351155"/>
+                <wp:extent cx="3307080" cy="351155"/>
                 <wp:effectExtent l="0" t="0" r="0" b="0"/>
                 <wp:wrapNone/>
-                <wp:docPr id="5" name="Quadro de texto 3"/>
+                <wp:docPr id="4" name="Quadro de texto 2"/>
                 <a:graphic xmlns:a="http://schemas.openxmlformats.org/drawingml/2006/main">
                   <a:graphicData uri="http://schemas.microsoft.com/office/word/2010/wordprocessingShape">
                     <wps:wsp>
-                      <wps:cNvSpPr txBox="1"/>
+                      <wps:cNvSpPr/>
                       <wps:spPr>
                         <a:xfrm>
                           <a:off x="0" y="0"/>
-                          <a:ext cx="2217600" cy="351000"/>
+                          <a:ext cx="3306960" cy="351000"/>
                         </a:xfrm>
                         <a:prstGeom prst="rect">
                           <a:avLst/>
@@ -7910,23 +6821,30 @@
                           <a:noFill/>
                         </a:ln>
                       </wps:spPr>
+                      <wps:style>
+                        <a:lnRef idx="0"/>
+                        <a:fillRef idx="0"/>
+                        <a:effectRef idx="0"/>
+                        <a:fontRef idx="minor"/>
+                      </wps:style>
                       <wps:txbx>
                         <w:txbxContent>
                           <w:p>
                             <w:pPr>
-                              <w:overflowPunct w:val="false"/>
+                              <w:pStyle w:val="Contedodoquadro"/>
+                              <w:overflowPunct w:val="true"/>
                               <w:rPr/>
                             </w:pPr>
                             <w:r>
                               <w:rPr>
                                 <w:color w:val="FF0000"/>
                               </w:rPr>
-                              <w:t xml:space="preserve">Terceira imagem abaixo da primeira imagem </w:t>
+                              <w:t>Segunda imagem a direita da primeira imagem</w:t>
                             </w:r>
                           </w:p>
                         </w:txbxContent>
                       </wps:txbx>
-                      <wps:bodyPr wrap="square" lIns="0" tIns="0" rIns="0" bIns="0" anchor="t">
+                      <wps:bodyPr lIns="0" tIns="0" rIns="0" bIns="0" anchor="t">
                         <a:noAutofit/>
                       </wps:bodyPr>
                     </wps:wsp>
@@ -7937,30 +6855,87 @@
           </mc:Choice>
           <mc:Fallback>
             <w:pict>
-              <v:shape id="shape_0" stroked="f" o:allowincell="f" style="position:absolute;margin-left:234.95pt;margin-top:219.6pt;width:174.55pt;height:27.6pt;mso-wrap-style:square;v-text-anchor:top" type="_x0000_t202">
+              <v:rect id="shape_0" stroked="f" o:allowincell="f" style="position:absolute;margin-left:209.15pt;margin-top:11.15pt;width:260.35pt;height:27.6pt;mso-wrap-style:square;v-text-anchor:top">
+                <v:fill o:detectmouseclick="t" on="false"/>
+                <v:stroke color="#3465a4" joinstyle="round" endcap="flat"/>
                 <v:textbox>
                   <w:txbxContent>
                     <w:p>
                       <w:pPr>
-                        <w:overflowPunct w:val="false"/>
+                        <w:pStyle w:val="Contedodoquadro"/>
+                        <w:overflowPunct w:val="true"/>
                         <w:rPr/>
                       </w:pPr>
                       <w:r>
                         <w:rPr>
                           <w:color w:val="FF0000"/>
                         </w:rPr>
-                        <w:t xml:space="preserve">Terceira imagem abaixo da primeira imagem </w:t>
+                        <w:t>Segunda imagem a direita da primeira imagem</w:t>
                       </w:r>
                     </w:p>
                   </w:txbxContent>
                 </v:textbox>
-                <v:fill o:detectmouseclick="t" on="false"/>
-                <v:stroke color="black" joinstyle="round" endcap="flat"/>
                 <w10:wrap type="none"/>
-              </v:shape>
+              </v:rect>
             </w:pict>
           </mc:Fallback>
         </mc:AlternateContent>
+      </w:r>
+    </w:p>
+    <w:p>
+      <w:pPr>
+        <w:pStyle w:val="Normal"/>
+        <w:bidi w:val="0"/>
+        <w:rPr>
+          <w:rFonts w:ascii="Arial" w:hAnsi="Arial"/>
+        </w:rPr>
+      </w:pPr>
+      <w:r>
+        <w:rPr>
+          <w:rFonts w:ascii="Arial" w:hAnsi="Arial"/>
+        </w:rPr>
+      </w:r>
+    </w:p>
+    <w:p>
+      <w:pPr>
+        <w:pStyle w:val="Normal"/>
+        <w:bidi w:val="0"/>
+        <w:rPr>
+          <w:rFonts w:ascii="Arial" w:hAnsi="Arial"/>
+        </w:rPr>
+      </w:pPr>
+      <w:r>
+        <w:rPr>
+          <w:rFonts w:ascii="Arial" w:hAnsi="Arial"/>
+        </w:rPr>
+      </w:r>
+    </w:p>
+    <w:p>
+      <w:pPr>
+        <w:pStyle w:val="Normal"/>
+        <w:bidi w:val="0"/>
+        <w:rPr>
+          <w:rFonts w:ascii="Arial" w:hAnsi="Arial"/>
+        </w:rPr>
+      </w:pPr>
+      <w:r>
+        <w:rPr>
+          <w:rFonts w:ascii="Arial" w:hAnsi="Arial"/>
+        </w:rPr>
+      </w:r>
+    </w:p>
+    <w:p>
+      <w:pPr>
+        <w:pStyle w:val="Normal"/>
+        <w:bidi w:val="0"/>
+        <w:rPr>
+          <w:rFonts w:ascii="Arial" w:hAnsi="Arial"/>
+        </w:rPr>
+      </w:pPr>
+      <w:r>
+        <w:rPr>
+          <w:rFonts w:ascii="Arial" w:hAnsi="Arial"/>
+        </w:rPr>
         <w:drawing>
           <wp:anchor distT="0" distB="0" distL="0" distR="0" simplePos="0" relativeHeight="6" behindDoc="0" locked="0" layoutInCell="0" allowOverlap="1">
             <wp:simplePos x="0" y="0"/>
@@ -7973,7 +6948,7 @@
             <wp:extent cx="6120130" cy="3134360"/>
             <wp:effectExtent l="0" t="0" r="0" b="0"/>
             <wp:wrapSquare wrapText="largest"/>
-            <wp:docPr id="6" name="Figura3"/>
+            <wp:docPr id="5" name="Figura3"/>
             <wp:cNvGraphicFramePr>
               <a:graphicFrameLocks xmlns:a="http://schemas.openxmlformats.org/drawingml/2006/main" noChangeAspect="1"/>
             </wp:cNvGraphicFramePr>
@@ -7981,7 +6956,7 @@
               <a:graphicData uri="http://schemas.openxmlformats.org/drawingml/2006/picture">
                 <pic:pic xmlns:pic="http://schemas.openxmlformats.org/drawingml/2006/picture">
                   <pic:nvPicPr>
-                    <pic:cNvPr id="6" name="Figura3"/>
+                    <pic:cNvPr id="5" name="Figura3"/>
                     <pic:cNvPicPr>
                       <a:picLocks noChangeAspect="1" noChangeArrowheads="1"/>
                     </pic:cNvPicPr>
@@ -8007,57 +6982,29 @@
             </a:graphic>
           </wp:anchor>
         </w:drawing>
-      </w:r>
-    </w:p>
-    <w:p>
-      <w:pPr>
-        <w:pStyle w:val="Normal"/>
-        <w:bidi w:val="0"/>
-        <w:rPr>
-          <w:rFonts w:ascii="Arial" w:hAnsi="Arial"/>
-        </w:rPr>
-      </w:pPr>
-      <w:r>
-        <w:rPr>
-          <w:rFonts w:ascii="Arial" w:hAnsi="Arial"/>
-        </w:rPr>
-      </w:r>
-    </w:p>
-    <w:p>
-      <w:pPr>
-        <w:pStyle w:val="Normal"/>
-        <w:bidi w:val="0"/>
-        <w:rPr>
-          <w:rFonts w:ascii="Arial" w:hAnsi="Arial"/>
-        </w:rPr>
-      </w:pPr>
-      <w:r>
-        <w:rPr>
-          <w:rFonts w:ascii="Arial" w:hAnsi="Arial"/>
-        </w:rPr>
         <mc:AlternateContent>
           <mc:Choice Requires="wps">
             <w:drawing>
-              <wp:anchor distT="0" distB="0" distL="0" distR="0" simplePos="0" relativeHeight="9" behindDoc="0" locked="0" layoutInCell="1" allowOverlap="1">
+              <wp:anchor distT="0" distB="0" distL="0" distR="0" simplePos="0" relativeHeight="10" behindDoc="0" locked="0" layoutInCell="1" allowOverlap="1">
                 <wp:simplePos x="0" y="0"/>
                 <wp:positionH relativeFrom="column">
-                  <wp:posOffset>3334385</wp:posOffset>
+                  <wp:posOffset>2983865</wp:posOffset>
                 </wp:positionH>
                 <wp:positionV relativeFrom="paragraph">
-                  <wp:posOffset>2435860</wp:posOffset>
+                  <wp:posOffset>2788920</wp:posOffset>
                 </wp:positionV>
-                <wp:extent cx="2720340" cy="351155"/>
+                <wp:extent cx="2217420" cy="351155"/>
                 <wp:effectExtent l="0" t="0" r="0" b="0"/>
                 <wp:wrapNone/>
-                <wp:docPr id="7" name="Quadro de texto 4"/>
+                <wp:docPr id="6" name="Quadro de texto 3"/>
                 <a:graphic xmlns:a="http://schemas.openxmlformats.org/drawingml/2006/main">
                   <a:graphicData uri="http://schemas.microsoft.com/office/word/2010/wordprocessingShape">
                     <wps:wsp>
-                      <wps:cNvSpPr txBox="1"/>
+                      <wps:cNvSpPr/>
                       <wps:spPr>
                         <a:xfrm>
                           <a:off x="0" y="0"/>
-                          <a:ext cx="2720520" cy="351000"/>
+                          <a:ext cx="2217600" cy="351000"/>
                         </a:xfrm>
                         <a:prstGeom prst="rect">
                           <a:avLst/>
@@ -8067,23 +7014,30 @@
                           <a:noFill/>
                         </a:ln>
                       </wps:spPr>
+                      <wps:style>
+                        <a:lnRef idx="0"/>
+                        <a:fillRef idx="0"/>
+                        <a:effectRef idx="0"/>
+                        <a:fontRef idx="minor"/>
+                      </wps:style>
                       <wps:txbx>
                         <w:txbxContent>
                           <w:p>
                             <w:pPr>
-                              <w:overflowPunct w:val="false"/>
+                              <w:pStyle w:val="Contedodoquadro"/>
+                              <w:overflowPunct w:val="true"/>
                               <w:rPr/>
                             </w:pPr>
                             <w:r>
                               <w:rPr>
                                 <w:color w:val="FF0000"/>
                               </w:rPr>
-                              <w:t>Quarta imagem ao lado direito da terceira imagem e abaixo da segunda imagem</w:t>
+                              <w:t xml:space="preserve">Terceira imagem abaixo da primeira imagem </w:t>
                             </w:r>
                           </w:p>
                         </w:txbxContent>
                       </wps:txbx>
-                      <wps:bodyPr wrap="square" lIns="0" tIns="0" rIns="0" bIns="0" anchor="t">
+                      <wps:bodyPr lIns="0" tIns="0" rIns="0" bIns="0" anchor="t">
                         <a:noAutofit/>
                       </wps:bodyPr>
                     </wps:wsp>
@@ -8094,32 +7048,61 @@
           </mc:Choice>
           <mc:Fallback>
             <w:pict>
-              <v:shape id="shape_0" stroked="f" o:allowincell="f" style="position:absolute;margin-left:262.55pt;margin-top:191.8pt;width:214.15pt;height:27.6pt;mso-wrap-style:square;v-text-anchor:top" type="_x0000_t202">
+              <v:rect id="shape_0" stroked="f" o:allowincell="f" style="position:absolute;margin-left:234.95pt;margin-top:219.6pt;width:174.55pt;height:27.6pt;mso-wrap-style:square;v-text-anchor:top">
+                <v:fill o:detectmouseclick="t" on="false"/>
+                <v:stroke color="#3465a4" joinstyle="round" endcap="flat"/>
                 <v:textbox>
                   <w:txbxContent>
                     <w:p>
                       <w:pPr>
-                        <w:overflowPunct w:val="false"/>
+                        <w:pStyle w:val="Contedodoquadro"/>
+                        <w:overflowPunct w:val="true"/>
                         <w:rPr/>
                       </w:pPr>
                       <w:r>
                         <w:rPr>
                           <w:color w:val="FF0000"/>
                         </w:rPr>
-                        <w:t>Quarta imagem ao lado direito da terceira imagem e abaixo da segunda imagem</w:t>
+                        <w:t xml:space="preserve">Terceira imagem abaixo da primeira imagem </w:t>
                       </w:r>
                     </w:p>
                   </w:txbxContent>
                 </v:textbox>
-                <v:fill o:detectmouseclick="t" on="false"/>
-                <v:stroke color="black" joinstyle="round" endcap="flat"/>
                 <w10:wrap type="none"/>
-              </v:shape>
+              </v:rect>
             </w:pict>
           </mc:Fallback>
         </mc:AlternateContent>
+      </w:r>
+    </w:p>
+    <w:p>
+      <w:pPr>
+        <w:pStyle w:val="Normal"/>
+        <w:bidi w:val="0"/>
+        <w:rPr>
+          <w:rFonts w:ascii="Arial" w:hAnsi="Arial"/>
+        </w:rPr>
+      </w:pPr>
+      <w:r>
+        <w:rPr>
+          <w:rFonts w:ascii="Arial" w:hAnsi="Arial"/>
+        </w:rPr>
+      </w:r>
+    </w:p>
+    <w:p>
+      <w:pPr>
+        <w:pStyle w:val="Normal"/>
+        <w:bidi w:val="0"/>
+        <w:rPr>
+          <w:rFonts w:ascii="Arial" w:hAnsi="Arial"/>
+        </w:rPr>
+      </w:pPr>
+      <w:r>
+        <w:rPr>
+          <w:rFonts w:ascii="Arial" w:hAnsi="Arial"/>
+        </w:rPr>
         <w:drawing>
-          <wp:anchor distT="0" distB="0" distL="0" distR="0" simplePos="0" relativeHeight="8" behindDoc="0" locked="0" layoutInCell="0" allowOverlap="1">
+          <wp:anchor distT="0" distB="0" distL="0" distR="0" simplePos="0" relativeHeight="9" behindDoc="0" locked="0" layoutInCell="0" allowOverlap="1">
             <wp:simplePos x="0" y="0"/>
             <wp:positionH relativeFrom="column">
               <wp:align>center</wp:align>
@@ -8130,7 +7113,7 @@
             <wp:extent cx="6120130" cy="2834005"/>
             <wp:effectExtent l="0" t="0" r="0" b="0"/>
             <wp:wrapSquare wrapText="largest"/>
-            <wp:docPr id="8" name="Figura4"/>
+            <wp:docPr id="7" name="Figura4"/>
             <wp:cNvGraphicFramePr>
               <a:graphicFrameLocks xmlns:a="http://schemas.openxmlformats.org/drawingml/2006/main" noChangeAspect="1"/>
             </wp:cNvGraphicFramePr>
@@ -8138,7 +7121,7 @@
               <a:graphicData uri="http://schemas.openxmlformats.org/drawingml/2006/picture">
                 <pic:pic xmlns:pic="http://schemas.openxmlformats.org/drawingml/2006/picture">
                   <pic:nvPicPr>
-                    <pic:cNvPr id="8" name="Figura4"/>
+                    <pic:cNvPr id="7" name="Figura4"/>
                     <pic:cNvPicPr>
                       <a:picLocks noChangeAspect="1" noChangeArrowheads="1"/>
                     </pic:cNvPicPr>
@@ -8164,6 +7147,97 @@
             </a:graphic>
           </wp:anchor>
         </w:drawing>
+        <mc:AlternateContent>
+          <mc:Choice Requires="wps">
+            <w:drawing>
+              <wp:anchor distT="0" distB="0" distL="0" distR="0" simplePos="0" relativeHeight="12" behindDoc="0" locked="0" layoutInCell="1" allowOverlap="1">
+                <wp:simplePos x="0" y="0"/>
+                <wp:positionH relativeFrom="column">
+                  <wp:posOffset>3334385</wp:posOffset>
+                </wp:positionH>
+                <wp:positionV relativeFrom="paragraph">
+                  <wp:posOffset>2435860</wp:posOffset>
+                </wp:positionV>
+                <wp:extent cx="2720340" cy="351155"/>
+                <wp:effectExtent l="0" t="0" r="0" b="0"/>
+                <wp:wrapNone/>
+                <wp:docPr id="8" name="Quadro de texto 4"/>
+                <a:graphic xmlns:a="http://schemas.openxmlformats.org/drawingml/2006/main">
+                  <a:graphicData uri="http://schemas.microsoft.com/office/word/2010/wordprocessingShape">
+                    <wps:wsp>
+                      <wps:cNvSpPr/>
+                      <wps:spPr>
+                        <a:xfrm>
+                          <a:off x="0" y="0"/>
+                          <a:ext cx="2720520" cy="351000"/>
+                        </a:xfrm>
+                        <a:prstGeom prst="rect">
+                          <a:avLst/>
+                        </a:prstGeom>
+                        <a:noFill/>
+                        <a:ln w="0">
+                          <a:noFill/>
+                        </a:ln>
+                      </wps:spPr>
+                      <wps:style>
+                        <a:lnRef idx="0"/>
+                        <a:fillRef idx="0"/>
+                        <a:effectRef idx="0"/>
+                        <a:fontRef idx="minor"/>
+                      </wps:style>
+                      <wps:txbx>
+                        <w:txbxContent>
+                          <w:p>
+                            <w:pPr>
+                              <w:pStyle w:val="Contedodoquadro"/>
+                              <w:overflowPunct w:val="true"/>
+                              <w:rPr/>
+                            </w:pPr>
+                            <w:r>
+                              <w:rPr>
+                                <w:color w:val="FF0000"/>
+                              </w:rPr>
+                              <w:t>Quarta imagem ao lado direito da terceira imagem e abaixo da segunda imagem</w:t>
+                            </w:r>
+                          </w:p>
+                        </w:txbxContent>
+                      </wps:txbx>
+                      <wps:bodyPr lIns="0" tIns="0" rIns="0" bIns="0" anchor="t">
+                        <a:noAutofit/>
+                      </wps:bodyPr>
+                    </wps:wsp>
+                  </a:graphicData>
+                </a:graphic>
+              </wp:anchor>
+            </w:drawing>
+          </mc:Choice>
+          <mc:Fallback>
+            <w:pict>
+              <v:rect id="shape_0" stroked="f" o:allowincell="f" style="position:absolute;margin-left:262.55pt;margin-top:191.8pt;width:214.15pt;height:27.6pt;mso-wrap-style:square;v-text-anchor:top">
+                <v:fill o:detectmouseclick="t" on="false"/>
+                <v:stroke color="#3465a4" joinstyle="round" endcap="flat"/>
+                <v:textbox>
+                  <w:txbxContent>
+                    <w:p>
+                      <w:pPr>
+                        <w:pStyle w:val="Contedodoquadro"/>
+                        <w:overflowPunct w:val="true"/>
+                        <w:rPr/>
+                      </w:pPr>
+                      <w:r>
+                        <w:rPr>
+                          <w:color w:val="FF0000"/>
+                        </w:rPr>
+                        <w:t>Quarta imagem ao lado direito da terceira imagem e abaixo da segunda imagem</w:t>
+                      </w:r>
+                    </w:p>
+                  </w:txbxContent>
+                </v:textbox>
+                <w10:wrap type="none"/>
+              </v:rect>
+            </w:pict>
+          </mc:Fallback>
+        </mc:AlternateContent>
       </w:r>
     </w:p>
     <w:p>
@@ -8232,19 +7306,7 @@
         <w:br/>
         <w:t>### Entidade: Estoque</w:t>
         <w:br/>
-        <w:t>*   `id_</w:t>
-      </w:r>
-      <w:r>
-        <w:rPr>
-          <w:rFonts w:ascii="Arial" w:hAnsi="Arial"/>
-        </w:rPr>
-        <w:t>estoque</w:t>
-      </w:r>
-      <w:r>
-        <w:rPr>
-          <w:rFonts w:ascii="Arial" w:hAnsi="Arial"/>
-        </w:rPr>
-        <w:t>` (Chave Primária, Inteiro): Identificador único do produto no inventário.</w:t>
+        <w:t>*   `id_estoque` (Chave Primária, Inteiro): Identificador único do produto no inventário.</w:t>
         <w:br/>
         <w:t>*   `Descricao` (Varchar, Obrigatório): Nome/descrição comercial da mercadoria.</w:t>
         <w:br/>
@@ -8269,7 +7331,7 @@
       </w:r>
       <w:r>
         <w:rPr>
-          <w:rStyle w:val="Cdigo-fonte"/>
+          <w:rStyle w:val="Cdigo-fonteuser"/>
           <w:rFonts w:eastAsia="NSimSun" w:cs="Lucida Sans" w:ascii="Arial" w:hAnsi="Arial"/>
           <w:color w:val="auto"/>
           <w:kern w:val="2"/>
@@ -8350,79 +7412,7 @@
           <w:u w:val="none"/>
           <w:effect w:val="none"/>
         </w:rPr>
-        <w:t xml:space="preserve"> Para seguir o padrão original de Peter Chen (1976), decidimos ligar as tabelas de Pessoa Física e Pessoa Jurídica aos seus papéis reais no comércio (como Cliente, Funcionário e Fornecedor) usando relacionamentos diretos de 1 para 1 (1:1) com losangos na tela (como "</w:t>
-      </w:r>
-      <w:r>
-        <w:rPr>
-          <w:rFonts w:ascii="Arial" w:hAnsi="Arial"/>
-          <w:b w:val="false"/>
-          <w:strike w:val="false"/>
-          <w:dstrike w:val="false"/>
-          <w:sz w:val="24"/>
-          <w:u w:val="none"/>
-          <w:effect w:val="none"/>
-        </w:rPr>
-        <w:t>atua como</w:t>
-      </w:r>
-      <w:r>
-        <w:rPr>
-          <w:rFonts w:ascii="Arial" w:hAnsi="Arial"/>
-          <w:b w:val="false"/>
-          <w:strike w:val="false"/>
-          <w:dstrike w:val="false"/>
-          <w:sz w:val="24"/>
-          <w:u w:val="none"/>
-          <w:effect w:val="none"/>
-        </w:rPr>
-        <w:t>", “</w:t>
-      </w:r>
-      <w:r>
-        <w:rPr>
-          <w:rFonts w:ascii="Arial" w:hAnsi="Arial"/>
-          <w:b w:val="false"/>
-          <w:strike w:val="false"/>
-          <w:dstrike w:val="false"/>
-          <w:sz w:val="24"/>
-          <w:u w:val="none"/>
-          <w:effect w:val="none"/>
-        </w:rPr>
-        <w:t>fornece como</w:t>
-      </w:r>
-      <w:r>
-        <w:rPr>
-          <w:rFonts w:ascii="Arial" w:hAnsi="Arial"/>
-          <w:b w:val="false"/>
-          <w:strike w:val="false"/>
-          <w:dstrike w:val="false"/>
-          <w:sz w:val="24"/>
-          <w:u w:val="none"/>
-          <w:effect w:val="none"/>
-        </w:rPr>
-        <w:t>” e "</w:t>
-      </w:r>
-      <w:r>
-        <w:rPr>
-          <w:rFonts w:ascii="Arial" w:hAnsi="Arial"/>
-          <w:b w:val="false"/>
-          <w:strike w:val="false"/>
-          <w:dstrike w:val="false"/>
-          <w:sz w:val="24"/>
-          <w:u w:val="none"/>
-          <w:effect w:val="none"/>
-        </w:rPr>
-        <w:t>compra como</w:t>
-      </w:r>
-      <w:r>
-        <w:rPr>
-          <w:rFonts w:ascii="Arial" w:hAnsi="Arial"/>
-          <w:b w:val="false"/>
-          <w:strike w:val="false"/>
-          <w:dstrike w:val="false"/>
-          <w:sz w:val="24"/>
-          <w:u w:val="none"/>
-          <w:effect w:val="none"/>
-        </w:rPr>
-        <w:t>"). Essa decisão mantém o desenho simples, do jeito tradicional que o professor pediu, e mostra claramente a função de cada pessoa dentro do sistema da mercearia.</w:t>
+        <w:t xml:space="preserve"> Para seguir o padrão original de Peter Chen (1976), decidimos ligar as tabelas de Pessoa Física e Pessoa Jurídica aos seus papéis reais no comércio (como Cliente, Funcionário e Fornecedor) usando relacionamentos diretos de 1 para 1 (1:1) com losangos na tela (como "atua como", “fornece como” e "compra como"). Essa decisão mantém o desenho simples, do jeito tradicional que o professor pediu, e mostra claramente a função de cada pessoa dentro do sistema da mercearia.</w:t>
         <w:br/>
       </w:r>
       <w:r>
@@ -8470,8 +7460,30 @@
           <w:u w:val="none"/>
           <w:effect w:val="none"/>
         </w:rPr>
-        <w:t xml:space="preserve">3. </w:t>
-      </w:r>
+        <w:t>3. Divisão Prática em Cabeçalho e Corpo:</w:t>
+      </w:r>
+      <w:r>
+        <w:rPr>
+          <w:rFonts w:ascii="Arial" w:hAnsi="Arial"/>
+          <w:b w:val="false"/>
+          <w:strike w:val="false"/>
+          <w:dstrike w:val="false"/>
+          <w:sz w:val="24"/>
+          <w:u w:val="none"/>
+          <w:effect w:val="none"/>
+        </w:rPr>
+        <w:t xml:space="preserve"> Para organizar os fluxos da mercearia (como as Vendas e as Devoluções), dividimos o processo em duas partes. As tabelas principais (como Venda e Devolucao) funcionam como o "Cabeçalho", anotando apenas as informações gerais (data, hora, status e o valor total). Já as tabelas de ligação funcionam como o "Corpo", anotando os detalhes de cada produto individualmente (como a quantidade de itens vendidos ou devolvidos e o motivo). Essa separação evita dados repetidos no banco e garante que o desenho funcione perfeitamente.</w:t>
+        <w:br/>
+      </w:r>
+    </w:p>
+    <w:p>
+      <w:pPr>
+        <w:pStyle w:val="BodyText"/>
+        <w:bidi w:val="0"/>
+        <w:spacing w:before="360" w:after="180"/>
+        <w:ind w:hanging="0" w:left="0" w:right="0"/>
+        <w:rPr/>
+      </w:pPr>
       <w:r>
         <w:rPr>
           <w:rFonts w:ascii="Arial" w:hAnsi="Arial"/>
@@ -8483,7 +7495,7 @@
           <w:u w:val="none"/>
           <w:effect w:val="none"/>
         </w:rPr>
-        <w:t>Divisão Prática em Cabeçalho e Corpo:</w:t>
+        <w:t>## 18. Histórico de Versões, Contribuições e Fontes</w:t>
       </w:r>
       <w:r>
         <w:rPr>
@@ -8495,30 +7507,13 @@
           <w:u w:val="none"/>
           <w:effect w:val="none"/>
         </w:rPr>
-        <w:t xml:space="preserve"> Para organizar os fluxos da mercearia (como as Vendas e as Devoluções), dividimos o processo em duas partes. As tabelas principais (como Venda e Devolucao) funcionam como o "Cabeçalho", anotando apenas as informações gerais (data, hora, status e o valor total). Já as tabelas de ligação funcionam como o "Corpo", anotando os detalhes de cada produto individualmente (como a quantidade de itens vendidos ou devolvidos e o motivo). Essa separação evita dados repetidos no banco e garante que o desenho funcione perfeitamente.</w:t>
-        <w:br/>
-      </w:r>
-    </w:p>
-    <w:p>
-      <w:pPr>
-        <w:pStyle w:val="BodyText"/>
-        <w:bidi w:val="0"/>
-        <w:spacing w:before="360" w:after="180"/>
-        <w:ind w:hanging="0" w:left="0" w:right="0"/>
-        <w:rPr/>
-      </w:pPr>
-      <w:r>
-        <w:rPr>
-          <w:rFonts w:ascii="Arial" w:hAnsi="Arial"/>
-          <w:b/>
-          <w:bCs/>
-          <w:strike w:val="false"/>
-          <w:dstrike w:val="false"/>
-          <w:sz w:val="24"/>
-          <w:u w:val="none"/>
-          <w:effect w:val="none"/>
-        </w:rPr>
-        <w:t>## 18. Histórico de Versões, Contribuições e Fontes</w:t>
+        <w:br/>
+        <w:t>*   **V1.0 (27/09/2026):** Levantamento completo de requisitos operacionais da Mercearia Lopes, correção e refinamento visual das linhas e cardinalidades do DER tradicional feito pelo líder do projeto, com suporte do assistente de IA Gemini atuando como copiloto metodológico na validação das regras de consistência de negócios.</w:t>
+        <w:br/>
+        <w:br/>
+        <w:t>### Fontes de Consulta e Referências Utilizadas:</w:t>
+        <w:br/>
+        <w:t xml:space="preserve">*   **Levantamento de Requisitos e Regras de Negócio:** Dados reais coletados diretamente com o estabelecimento Mercearia Lopes com o proprietário e Renan Lopes.*   **Orientações e Instruções Acadêmicas:** Professor Clóvis. Um orientador metódico </w:t>
       </w:r>
       <w:r>
         <w:rPr>
@@ -8530,13 +7525,7 @@
           <w:u w:val="none"/>
           <w:effect w:val="none"/>
         </w:rPr>
-        <w:br/>
-        <w:t>*   **V1.0 (27/09/2026):** Levantamento completo de requisitos operacionais da Mercearia Lopes, correção e refinamento visual das linhas e cardinalidades do DER tradicional feito pelo líder do projeto, com suporte do assistente de IA Gemini atuando como copiloto metodológico na validação das regras de consistência de negócios.</w:t>
-        <w:br/>
-        <w:br/>
-        <w:t>### Fontes de Consulta e Referências Utilizadas:</w:t>
-        <w:br/>
-        <w:t xml:space="preserve">*   **Levantamento de Requisitos e Regras de Negócio:** Dados reais coletados diretamente com o estabelecimento Mercearia Lopes com o proprietário </w:t>
+        <w:t xml:space="preserve">em sala de </w:t>
       </w:r>
       <w:r>
         <w:rPr>
@@ -8548,19 +7537,7 @@
           <w:u w:val="none"/>
           <w:effect w:val="none"/>
         </w:rPr>
-        <w:t xml:space="preserve">e </w:t>
-      </w:r>
-      <w:r>
-        <w:rPr>
-          <w:rFonts w:ascii="Arial" w:hAnsi="Arial"/>
-          <w:b w:val="false"/>
-          <w:strike w:val="false"/>
-          <w:dstrike w:val="false"/>
-          <w:sz w:val="24"/>
-          <w:u w:val="none"/>
-          <w:effect w:val="none"/>
-        </w:rPr>
-        <w:t>Renan Lopes.</w:t>
+        <w:t>aula, feedbacks de acompanhamento e suporte essencial para a organização teórica do banco de dados e aplicação correta do modelo de Peter Chen.</w:t>
         <w:br/>
         <w:t>*   **Padrão de Formatação da Documentação:** Diretrizes oficiais do *GitHub Flavored Markdown (GFM)* (Disponível em: https://github.com).</w:t>
         <w:br/>
@@ -8568,31 +7545,7 @@
         <w:br/>
         <w:t>*   **Guia de Modelagem de Diagramas ER:** Tutorial prático de Engenharia de Software da *Creately Blog* (Disponível em: https://creately.com).</w:t>
         <w:br/>
-        <w:t xml:space="preserve">*   **Revisão e Adaptação Textual:** Copiloto de IA Gemini (Google), utilizado para revisão ortográfica, concordância verbal, adequação de termos simples, </w:t>
-      </w:r>
-      <w:r>
-        <w:rPr>
-          <w:rFonts w:ascii="Arial" w:hAnsi="Arial"/>
-          <w:b w:val="false"/>
-          <w:strike w:val="false"/>
-          <w:dstrike w:val="false"/>
-          <w:sz w:val="24"/>
-          <w:u w:val="none"/>
-          <w:effect w:val="none"/>
-        </w:rPr>
-        <w:t xml:space="preserve">técnicos </w:t>
-      </w:r>
-      <w:r>
-        <w:rPr>
-          <w:rFonts w:ascii="Arial" w:hAnsi="Arial"/>
-          <w:b w:val="false"/>
-          <w:strike w:val="false"/>
-          <w:dstrike w:val="false"/>
-          <w:sz w:val="24"/>
-          <w:u w:val="none"/>
-          <w:effect w:val="none"/>
-        </w:rPr>
-        <w:t>e formatação estrutural do arquivo `README.md` para o GitHub.</w:t>
+        <w:t>*   **Revisão e Adaptação Textual:** Copiloto de IA Gemini (Google), utilizado para revisão ortográfica, concordância verbal, adequação de termos simples, técnicos e formatação estrutural do arquivo `README.md` para o GitHub.</w:t>
         <w:br/>
       </w:r>
     </w:p>
@@ -8957,7 +7910,7 @@
       <w:outlineLvl w:val="0"/>
     </w:pPr>
     <w:rPr>
-      <w:rFonts w:ascii="Calibri" w:hAnsi="Calibri" w:eastAsia="ＭＳ ゴシック" w:cs="" w:asciiTheme="majorHAnsi" w:cstheme="majorBidi" w:eastAsiaTheme="majorEastAsia" w:hAnsiTheme="majorHAnsi"/>
+      <w:rFonts w:ascii="Arial" w:hAnsi="Arial" w:eastAsia="DejaVu Sans" w:cs="DejaVu Sans" w:asciiTheme="majorHAnsi" w:cstheme="majorBidi" w:eastAsiaTheme="majorEastAsia" w:hAnsiTheme="majorHAnsi"/>
       <w:b/>
       <w:bCs/>
       <w:color w:themeColor="accent1" w:themeShade="bf" w:val="365F91"/>
@@ -8976,7 +7929,7 @@
       <w:outlineLvl w:val="1"/>
     </w:pPr>
     <w:rPr>
-      <w:rFonts w:ascii="Calibri" w:hAnsi="Calibri" w:eastAsia="ＭＳ ゴシック" w:cs="" w:asciiTheme="majorHAnsi" w:cstheme="majorBidi" w:eastAsiaTheme="majorEastAsia" w:hAnsiTheme="majorHAnsi"/>
+      <w:rFonts w:ascii="Arial" w:hAnsi="Arial" w:eastAsia="DejaVu Sans" w:cs="DejaVu Sans" w:asciiTheme="majorHAnsi" w:cstheme="majorBidi" w:eastAsiaTheme="majorEastAsia" w:hAnsiTheme="majorHAnsi"/>
       <w:b/>
       <w:bCs/>
       <w:color w:themeColor="accent1" w:val="4F81BD"/>
@@ -8984,8 +7937,8 @@
       <w:szCs w:val="26"/>
     </w:rPr>
   </w:style>
-  <w:style w:type="character" w:styleId="Smbolosdenumeraouser">
-    <w:name w:val="Símbolos de numeração (user)"/>
+  <w:style w:type="character" w:styleId="Smbolosdenumerao">
+    <w:name w:val="Símbolos de numeração"/>
     <w:qFormat/>
     <w:rPr/>
   </w:style>
@@ -8997,28 +7950,28 @@
       <w:bCs/>
     </w:rPr>
   </w:style>
-  <w:style w:type="character" w:styleId="Cdigo-fonteuser">
-    <w:name w:val="Código-fonte (user)"/>
+  <w:style w:type="character" w:styleId="Cdigo-fonte">
+    <w:name w:val="Código-fonte"/>
     <w:qFormat/>
     <w:rPr>
       <w:rFonts w:ascii="Liberation Mono" w:hAnsi="Liberation Mono" w:eastAsia="NSimSun" w:cs="Liberation Mono"/>
     </w:rPr>
   </w:style>
-  <w:style w:type="character" w:styleId="Marcadoresuser">
-    <w:name w:val="Marcadores (user)"/>
+  <w:style w:type="character" w:styleId="Marcadores">
+    <w:name w:val="Marcadores"/>
     <w:qFormat/>
     <w:rPr>
       <w:rFonts w:ascii="OpenSymbol" w:hAnsi="OpenSymbol" w:eastAsia="OpenSymbol" w:cs="OpenSymbol"/>
     </w:rPr>
   </w:style>
-  <w:style w:type="character" w:styleId="Marcadores">
-    <w:name w:val="Marcadores"/>
+  <w:style w:type="character" w:styleId="Marcadoresuser">
+    <w:name w:val="Marcadores (user)"/>
     <w:rPr>
       <w:rFonts w:ascii="OpenSymbol" w:hAnsi="OpenSymbol" w:eastAsia="OpenSymbol" w:cs="OpenSymbol"/>
     </w:rPr>
   </w:style>
-  <w:style w:type="character" w:styleId="Cdigo-fonte">
-    <w:name w:val="Código-fonte"/>
+  <w:style w:type="character" w:styleId="Cdigo-fonteuser">
+    <w:name w:val="Código-fonte (user)"/>
     <w:rPr>
       <w:rFonts w:ascii="Liberation Mono" w:hAnsi="Liberation Mono" w:eastAsia="NSimSun" w:cs="Liberation Mono"/>
     </w:rPr>
@@ -9027,6 +7980,7 @@
     <w:name w:val="Título"/>
     <w:basedOn w:val="Normal"/>
     <w:next w:val="BodyText"/>
+    <w:qFormat/>
     <w:pPr>
       <w:keepNext w:val="true"/>
       <w:spacing w:before="240" w:after="120"/>
@@ -9072,6 +8026,7 @@
   <w:style w:type="paragraph" w:styleId="ndice">
     <w:name w:val="Índice"/>
     <w:basedOn w:val="Normal"/>
+    <w:qFormat/>
     <w:pPr>
       <w:suppressLineNumbers/>
     </w:pPr>
@@ -9083,7 +8038,6 @@
     <w:name w:val="Título (user)"/>
     <w:basedOn w:val="Normal"/>
     <w:next w:val="BodyText"/>
-    <w:qFormat/>
     <w:pPr>
       <w:keepNext w:val="true"/>
       <w:spacing w:before="240" w:after="120"/>
@@ -9097,7 +8051,6 @@
   <w:style w:type="paragraph" w:styleId="ndiceuser">
     <w:name w:val="Índice (user)"/>
     <w:basedOn w:val="Normal"/>
-    <w:qFormat/>
     <w:pPr>
       <w:suppressLineNumbers/>
     </w:pPr>
@@ -9105,8 +8058,8 @@
       <w:rFonts w:cs="Lucida Sans"/>
     </w:rPr>
   </w:style>
-  <w:style w:type="paragraph" w:styleId="Textoprformatadouser">
-    <w:name w:val="Texto préformatado (user)"/>
+  <w:style w:type="paragraph" w:styleId="Textoprformatado">
+    <w:name w:val="Texto préformatado"/>
     <w:basedOn w:val="Normal"/>
     <w:qFormat/>
     <w:pPr>
@@ -9129,6 +8082,12 @@
       <w:spacing w:before="0" w:after="200"/>
       <w:contextualSpacing/>
     </w:pPr>
+    <w:rPr/>
+  </w:style>
+  <w:style w:type="paragraph" w:styleId="Contedodoquadro">
+    <w:name w:val="Conteúdo do quadro"/>
+    <w:basedOn w:val="Normal"/>
+    <w:pPr/>
     <w:rPr/>
   </w:style>
 </w:styles>
